--- a/Federated Republic Constitution 260713.docx
+++ b/Federated Republic Constitution 260713.docx
@@ -1609,9 +1609,87 @@
           <w:sz w:val="22"/>
           <w:szCs w:val="22"/>
         </w:rPr>
-        <w:t xml:space="preserve">The Assembly elects the Civic Consul by absolute majority within the period defined by statute following any general election or vacancy; where no statutory period has been established, the constitutional default is 21 days. If the Assembly does not elect a Civic Consul within that period, the acting role attaches automatically to the sitting Assembly Speaker, who serves as Acting Civic Consul by constitutional operation with authority limited to maintaining existing policy, and retains their Assembly seat. Where there is no sitting Speaker, the most senior Assembly member by continuous service serves in the acting role instead; where two or more members have equal continuous service, the tiebreaker is determined by statute. The acting service is published to the NRS. The Acting Civic Consul is not subject to removal under §2.6. The Acting Civic Consul administers a straw poll of the Assembly to identify candidates for a national election. This administration is purely procedural and confers no discretion over the poll's conduct or result. The poll requires no quorum and produces its result regardless of participation. The candidates receiving the most votes advance, being no fewer than two and no more than four; where a tie would cause more than four candidates to advance, the tie is resolved in favor of the candidate with greater continuous service, with any remaining tie determined by statute. Where only one member receives votes, that member advances alone and is submitted to the national vote for ratification. Only members otherwise qualified for the office of Civic Consul under §2.5 and §7.4 may advance. The Elections Panel administers a national ranked-choice election among the advancing candidates, to be held within the period defined by statute, with a constitutional default of 45 days and an absolute maximum of 90 days from the close of the straw poll. The Elections Panel may extend the period beyond the default only for cause published to the NRS, and in no case beyond 90 days. Where a single candidate stands for ratification, the national vote is a simple yes-or-no question. Should an advancing candidate become ineligible before the vote, the election proceeds among those who remain qualified. The candidate winning the national election, whether by ranked-choice tabulation or by ratification, becomes Civic Consul with full authority, vacates their Assembly seat under §2.6, and is subject to removal only under §2.6. The Acting Civic Consul's service ends upon that installation. At any time before the national election begins, the Assembly may elect a Civic Consul by absolute majority, which terminates the fallback and returns the office to the ordinary process. Once the national election has begun, it proceeds to conclusion.</w:t>
-        <w:lastRenderedPageBreak/>
-        <w:t/>
+        <w:t xml:space="preserve">(1) The Assembly elects the Civic Consul by absolute majority within the period defined by statute following any general election or vacancy; where no statutory period has been established, the constitutional default is 21 days.</w:t>
+      </w:r>
+    </w:p>
+    <w:p>
+      <w:pPr>
+        <w:spacing w:after="120"/>
+        <w:ind w:left="431"/>
+        <w:jc w:val="both"/>
+      </w:pPr>
+      <w:r>
+        <w:rPr>
+          <w:rFonts w:ascii="Garamond" w:eastAsia="Garamond" w:hAnsi="Garamond" w:cs="Garamond"/>
+          <w:color w:val="2A2A2A"/>
+          <w:sz w:val="22"/>
+          <w:szCs w:val="22"/>
+        </w:rPr>
+        <w:t xml:space="preserve">(2) If the Assembly does not elect a Civic Consul within that period, the acting role attaches automatically to the sitting Assembly Speaker, who serves as Acting Civic Consul by constitutional operation with authority limited to maintaining existing policy, and retains their Assembly seat. Where there is no sitting Speaker, the most senior Assembly member by continuous service serves in the acting role instead; where two or more members have equal continuous service, the tiebreaker is determined by statute. The acting service is published to the NRS. The Acting Civic Consul is not subject to removal under §2.6.</w:t>
+      </w:r>
+    </w:p>
+    <w:p>
+      <w:pPr>
+        <w:spacing w:after="120"/>
+        <w:ind w:left="431"/>
+        <w:jc w:val="both"/>
+      </w:pPr>
+      <w:r>
+        <w:rPr>
+          <w:rFonts w:ascii="Garamond" w:eastAsia="Garamond" w:hAnsi="Garamond" w:cs="Garamond"/>
+          <w:color w:val="2A2A2A"/>
+          <w:sz w:val="22"/>
+          <w:szCs w:val="22"/>
+        </w:rPr>
+        <w:t xml:space="preserve">(3) The Acting Civic Consul administers a nominating ballot of the Assembly to identify candidates for a national election. This administration is purely procedural and confers no discretion over the ballot's conduct or result. The ballot requires no quorum and produces its result regardless of participation. The candidates receiving the most votes advance, being no fewer than two and no more than four; where a tie would cause more than four candidates to advance, the tie is resolved in favor of the candidate with greater continuous service, with any remaining tie determined by statute. Where only one member receives votes, that member advances alone and is submitted to the national vote for ratification. Only members otherwise qualified for the office of Civic Consul under §2.5 and §7.4 may advance.</w:t>
+      </w:r>
+    </w:p>
+    <w:p>
+      <w:pPr>
+        <w:spacing w:after="120"/>
+        <w:ind w:left="431"/>
+        <w:jc w:val="both"/>
+      </w:pPr>
+      <w:r>
+        <w:rPr>
+          <w:rFonts w:ascii="Garamond" w:eastAsia="Garamond" w:hAnsi="Garamond" w:cs="Garamond"/>
+          <w:color w:val="2A2A2A"/>
+          <w:sz w:val="22"/>
+          <w:szCs w:val="22"/>
+        </w:rPr>
+        <w:t xml:space="preserve">(4) The Elections Panel administers a national ranked-choice election among the advancing candidates, to be held within the period defined by statute, with a constitutional default of 45 days and an absolute maximum of 90 days from the close of the nominating ballot. The Elections Panel may extend the period beyond the default only for cause published to the NRS, and in no case beyond 90 days. Where a single candidate stands for ratification, the national vote is a simple yes-or-no question. Should an advancing candidate become ineligible before the vote, the election proceeds among those who remain qualified.</w:t>
+      </w:r>
+    </w:p>
+    <w:p>
+      <w:pPr>
+        <w:spacing w:after="120"/>
+        <w:ind w:left="431"/>
+        <w:jc w:val="both"/>
+      </w:pPr>
+      <w:r>
+        <w:rPr>
+          <w:rFonts w:ascii="Garamond" w:eastAsia="Garamond" w:hAnsi="Garamond" w:cs="Garamond"/>
+          <w:color w:val="2A2A2A"/>
+          <w:sz w:val="22"/>
+          <w:szCs w:val="22"/>
+        </w:rPr>
+        <w:t xml:space="preserve">(5) The candidate winning the national election, whether by ranked-choice tabulation or by ratification, becomes Civic Consul with full authority, vacates their Assembly seat under §2.6, and is subject to removal only under §2.6. The Acting Civic Consul's service ends upon that installation.</w:t>
+      </w:r>
+    </w:p>
+    <w:p>
+      <w:pPr>
+        <w:spacing w:after="120"/>
+        <w:ind w:left="431"/>
+        <w:jc w:val="both"/>
+      </w:pPr>
+      <w:r>
+        <w:rPr>
+          <w:rFonts w:ascii="Garamond" w:eastAsia="Garamond" w:hAnsi="Garamond" w:cs="Garamond"/>
+          <w:color w:val="2A2A2A"/>
+          <w:sz w:val="22"/>
+          <w:szCs w:val="22"/>
+        </w:rPr>
+        <w:t xml:space="preserve">(6) At any time before the national election begins, the Assembly may elect a Civic Consul by absolute majority, which terminates the fallback and returns the office to the ordinary process. Once the national election has begun, it proceeds to conclusion.</w:t>
       </w:r>
     </w:p>
     <w:p>

--- a/Federated Republic Constitution 260713.docx
+++ b/Federated Republic Constitution 260713.docx
@@ -1521,7 +1521,167 @@
           <w:sz w:val="22"/>
           <w:szCs w:val="22"/>
         </w:rPr>
-        <w:t>The Civic Consul holds residual executive authority over all functions not enumerated to the Legat Consul. To hold the office of Civic Consul, a person must be a serving member of the Assembly at the time of election as required by §2.6. Eligibility and disclosure requirements applicable to all federal offices are established in §7.4. No other eligibility requirement applies. The Civic Consul serves at the confidence of the Assembly, subject to removal under §2.6. No person may serve more than 6 years consecutively as Civic Consul, nor more than 8 years cumulatively across all periods of service; the cumulative limit is a lifetime maximum. A person who has served as Civic Consul for 4 years or more, whether continuously or as the total of their service, and who then leaves the office for any reason, may not serve again as Civic Consul until one full Assembly electoral cycle has passed since they left the office; during that interval they may hold an Assembly seat but may not be elected or designated Civic Consul. A person who has served fewer than 4 years is subject to no cooling-off period on that account, but remains bound by both the consecutive and cumulative limits. The Civic Consul's domestic authority includes: all domestic policy and regulatory frameworks; preparation of a proposed budget for the civic domain, submitted to the Assembly under §12.2; the civil service; and administration of the social state under Article XII. The Civic Consul may declare a domestic emergency in response to natural disaster, public health crisis, or infrastructure failure, subject to the constraints of Article I and renewable by Assembly approval at intervals defined by statute; in the absence of a statutory interval, the constitutional default is 30 days. The Legat Consul has no role in domestic emergencies. The Civic Consul has the right to be informed on matters within the Legat Consul’s domain that bear on domestic interests or create domestic fiscal obligations. No classification or domain assertion may be used to withhold such information from the Civic Consul. The Legat Consul shall consult the Civic Consul on treaty and compact negotiations with recognized indigenous nations where their terms bear on domestic interests; the Civic Consul’s response is advisory. Where the Civic Consul is temporarily unable to exercise authority, the Assembly Speaker serves as Acting Civic Consul by constitutional operation from the moment the incapacity is published to the NRS, with authority limited to maintaining existing policy and emergency functions. While serving in an acting executive capacity, the Speaker may not exercise any legislative function; the Speaker retains their Assembly seat and the Speakership, and the Assembly provides for the exercise of the Speaker’s functions during that period under its internal procedures. Acting service neither extends nor suspends the Speaker’s electoral mandate; where the Speaker ceases to be a member of the Assembly, acting authority passes by constitutional operation to the Assembly Speaker then in office. Acting status ends when the Civic Consul resumes their duties or a new Civic Consul is elected under §2.6; the Speaker’s legislative functions resume at that moment. The Civic Consul appoints ministers to lead the departments of the civic domain; ministerial portfolios are defined by statute. Ministers serve at the pleasure of the Civic Consul and require no confirmation; appointments and dismissals are published to the NRS. A minister’s service ends when the Civic Consul leaves office; ministers continue in a caretaker capacity, limited to maintaining existing policy, until the incoming Civic Consul’s ministers are appointed.</w:t>
+        <w:t xml:space="preserve">(1) The Civic Consul holds residual executive authority over all functions not enumerated to the Legat Consul. To hold the office of Civic Consul, a person must be a serving member of the Assembly at the time of election as required by §2.6. Eligibility and disclosure requirements applicable to all federal offices are established in §7.4. No other eligibility requirement applies. The Civic Consul serves at the confidence of the Assembly, subject to removal under §2.6.</w:t>
+      </w:r>
+    </w:p>
+    <w:p>
+      <w:pPr>
+        <w:spacing w:after="120"/>
+        <w:ind w:left="431"/>
+        <w:jc w:val="both"/>
+      </w:pPr>
+      <w:r>
+        <w:rPr>
+          <w:rFonts w:ascii="Garamond" w:eastAsia="Garamond" w:hAnsi="Garamond" w:cs="Garamond"/>
+          <w:color w:val="2A2A2A"/>
+          <w:sz w:val="22"/>
+          <w:szCs w:val="22"/>
+        </w:rPr>
+        <w:t xml:space="preserve">(2) No person may serve more than 6 years consecutively as Civic Consul, nor more than 8 years cumulatively across all periods of service; the cumulative limit is a lifetime maximum. A person who has served as Civic Consul for 4 years or more, whether continuously or as the total of their service, and who then leaves the office for any reason, may not serve again as Civic Consul until one full Assembly electoral cycle has passed since they left the office; during that interval they may hold an Assembly seat but may not be elected or designated Civic Consul. A person who has served fewer than 4 years is subject to no cooling-off period on that account, but remains bound by both the consecutive and cumulative limits.</w:t>
+      </w:r>
+    </w:p>
+    <w:p>
+      <w:pPr>
+        <w:spacing w:after="120"/>
+        <w:ind w:left="431"/>
+        <w:jc w:val="both"/>
+      </w:pPr>
+      <w:r>
+        <w:rPr>
+          <w:rFonts w:ascii="Garamond" w:eastAsia="Garamond" w:hAnsi="Garamond" w:cs="Garamond"/>
+          <w:color w:val="2A2A2A"/>
+          <w:sz w:val="22"/>
+          <w:szCs w:val="22"/>
+        </w:rPr>
+        <w:t xml:space="preserve">(3) The Civic Consul's domestic authority includes:</w:t>
+      </w:r>
+    </w:p>
+    <w:p>
+      <w:pPr>
+        <w:spacing w:after="120"/>
+        <w:ind w:left="720"/>
+        <w:jc w:val="both"/>
+      </w:pPr>
+      <w:r>
+        <w:rPr>
+          <w:rFonts w:ascii="Garamond" w:eastAsia="Garamond" w:hAnsi="Garamond" w:cs="Garamond"/>
+          <w:color w:val="2A2A2A"/>
+          <w:sz w:val="22"/>
+          <w:szCs w:val="22"/>
+        </w:rPr>
+        <w:t xml:space="preserve">— all domestic policy and regulatory frameworks;</w:t>
+      </w:r>
+    </w:p>
+    <w:p>
+      <w:pPr>
+        <w:spacing w:after="120"/>
+        <w:ind w:left="720"/>
+        <w:jc w:val="both"/>
+      </w:pPr>
+      <w:r>
+        <w:rPr>
+          <w:rFonts w:ascii="Garamond" w:eastAsia="Garamond" w:hAnsi="Garamond" w:cs="Garamond"/>
+          <w:color w:val="2A2A2A"/>
+          <w:sz w:val="22"/>
+          <w:szCs w:val="22"/>
+        </w:rPr>
+        <w:t xml:space="preserve">— preparation of a proposed budget for the civic domain, submitted to the Assembly under §12.2;</w:t>
+      </w:r>
+    </w:p>
+    <w:p>
+      <w:pPr>
+        <w:spacing w:after="120"/>
+        <w:ind w:left="720"/>
+        <w:jc w:val="both"/>
+      </w:pPr>
+      <w:r>
+        <w:rPr>
+          <w:rFonts w:ascii="Garamond" w:eastAsia="Garamond" w:hAnsi="Garamond" w:cs="Garamond"/>
+          <w:color w:val="2A2A2A"/>
+          <w:sz w:val="22"/>
+          <w:szCs w:val="22"/>
+        </w:rPr>
+        <w:t xml:space="preserve">— the civil service;</w:t>
+      </w:r>
+    </w:p>
+    <w:p>
+      <w:pPr>
+        <w:spacing w:after="120"/>
+        <w:ind w:left="720"/>
+        <w:jc w:val="both"/>
+      </w:pPr>
+      <w:r>
+        <w:rPr>
+          <w:rFonts w:ascii="Garamond" w:eastAsia="Garamond" w:hAnsi="Garamond" w:cs="Garamond"/>
+          <w:color w:val="2A2A2A"/>
+          <w:sz w:val="22"/>
+          <w:szCs w:val="22"/>
+        </w:rPr>
+        <w:t xml:space="preserve">— and administration of the social state under Article XII.</w:t>
+      </w:r>
+    </w:p>
+    <w:p>
+      <w:pPr>
+        <w:spacing w:after="120"/>
+        <w:ind w:left="431"/>
+        <w:jc w:val="both"/>
+      </w:pPr>
+      <w:r>
+        <w:rPr>
+          <w:rFonts w:ascii="Garamond" w:eastAsia="Garamond" w:hAnsi="Garamond" w:cs="Garamond"/>
+          <w:color w:val="2A2A2A"/>
+          <w:sz w:val="22"/>
+          <w:szCs w:val="22"/>
+        </w:rPr>
+        <w:t xml:space="preserve">(4) The Civic Consul may declare a domestic emergency in response to natural disaster, public health crisis, or infrastructure failure, subject to the constraints of Article I and renewable by Assembly approval at intervals defined by statute; in the absence of a statutory interval, the constitutional default is 30 days. The Legat Consul has no role in domestic emergencies.</w:t>
+      </w:r>
+    </w:p>
+    <w:p>
+      <w:pPr>
+        <w:spacing w:after="120"/>
+        <w:ind w:left="431"/>
+        <w:jc w:val="both"/>
+      </w:pPr>
+      <w:r>
+        <w:rPr>
+          <w:rFonts w:ascii="Garamond" w:eastAsia="Garamond" w:hAnsi="Garamond" w:cs="Garamond"/>
+          <w:color w:val="2A2A2A"/>
+          <w:sz w:val="22"/>
+          <w:szCs w:val="22"/>
+        </w:rPr>
+        <w:t xml:space="preserve">(5) The Civic Consul has the right to be informed on matters within the Legat Consul's domain that bear on domestic interests or create domestic fiscal obligations. No classification or domain assertion may be used to withhold such information from the Civic Consul. The Legat Consul shall consult the Civic Consul on treaty and compact negotiations with recognized indigenous nations where their terms bear on domestic interests; the Civic Consul's response is advisory.</w:t>
+      </w:r>
+    </w:p>
+    <w:p>
+      <w:pPr>
+        <w:spacing w:after="120"/>
+        <w:ind w:left="431"/>
+        <w:jc w:val="both"/>
+      </w:pPr>
+      <w:r>
+        <w:rPr>
+          <w:rFonts w:ascii="Garamond" w:eastAsia="Garamond" w:hAnsi="Garamond" w:cs="Garamond"/>
+          <w:color w:val="2A2A2A"/>
+          <w:sz w:val="22"/>
+          <w:szCs w:val="22"/>
+        </w:rPr>
+        <w:t xml:space="preserve">(6) Where the Civic Consul is temporarily unable to exercise authority, the Assembly Speaker serves as Acting Civic Consul by constitutional operation from the moment the incapacity is published to the NRS, with authority limited to maintaining existing policy and emergency functions. While serving in an acting executive capacity, the Speaker may not exercise any legislative function; the Speaker retains their Assembly seat and the Speakership, and the Assembly provides for the exercise of the Speaker's functions during that period under its internal procedures. Acting service neither extends nor suspends the Speaker's electoral mandate; where the Speaker ceases to be a member of the Assembly, acting authority passes by constitutional operation to the Assembly Speaker then in office. Acting status ends when the Civic Consul resumes their duties or a new Civic Consul is elected under §2.6; the Speaker's legislative functions resume at that moment.</w:t>
+      </w:r>
+    </w:p>
+    <w:p>
+      <w:pPr>
+        <w:spacing w:after="120"/>
+        <w:ind w:left="431"/>
+        <w:jc w:val="both"/>
+      </w:pPr>
+      <w:r>
+        <w:rPr>
+          <w:rFonts w:ascii="Garamond" w:eastAsia="Garamond" w:hAnsi="Garamond" w:cs="Garamond"/>
+          <w:color w:val="2A2A2A"/>
+          <w:sz w:val="22"/>
+          <w:szCs w:val="22"/>
+        </w:rPr>
+        <w:t xml:space="preserve">(7) The Civic Consul appoints ministers to lead the departments of the civic domain; ministerial portfolios are defined by statute. Ministers serve at the pleasure of the Civic Consul and require no confirmation; appointments and dismissals are published to the NRS. A minister's service ends when the Civic Consul leaves office; ministers continue in a caretaker capacity, limited to maintaining existing policy, until the incoming Civic Consul's ministers are appointed.</w:t>
       </w:r>
     </w:p>
     <w:p>
@@ -1565,7 +1725,87 @@
           <w:sz w:val="22"/>
           <w:szCs w:val="22"/>
         </w:rPr>
-        <w:t>The Civic Consul is accountable to the Assembly. The Assembly may remove the Civic Consul only through a constructive vote of no confidence: a single vote that simultaneously removes the sitting Civic Consul and installs a named replacement, by absolute majority of full seated Assembly membership. A confidence vote that does not name and elect a successor has no constitutional effect. Grounds for the vote are published to the NRS; the vote is a political act and is not subject to judicial review. A person must be a serving member of the Assembly to be elected Civic Consul. On election as Civic Consul the person vacates their Assembly seat, which is filled under §3.2 as a mid-term vacancy; that Assembly term is deemed fully served by the departing member for purposes of the consecutive-term limit under §3.2. While in office the Civic Consul holds the ceremonial seat of the office of Civic Consul, which carries the right to sit, speak, and be held to account in the Assembly but carries no vote; the Civic Consul exercises no legislative vote while in office, consistent with §1.23. The ceremonial seat is not counted in the full seated membership of the Assembly for quorum or any voting threshold. This section governs a person elected or installed to the office of Civic Consul; the Assembly Speaker serving as Acting Civic Consul under §2.5 or §2.6.a retains their own Assembly seat and does not vacate it. The Civic Consul serves until removed under this section, until the expiration of the consecutive-service limit under §2.5, by resignation, or through the pathways of §3.10. A person who leaves the office of Civic Consul holds no Assembly seat by virtue of having been Civic Consul; the seat vacated on taking office remains filled under §3.2. A former Civic Consul may run in an election for an Assembly seat, may hold any other constitutional office for which they meet the eligibility requirements, and may seek the office of Civic Consul again subject to the cooling-off period under §2.5.</w:t>
+        <w:t xml:space="preserve">(1) The Civic Consul is accountable to the Assembly. The Assembly may remove the Civic Consul only through a constructive vote of no confidence: a single vote that simultaneously removes the sitting Civic Consul and installs a named replacement, by absolute majority of full seated Assembly membership. A confidence vote that does not name and elect a successor has no constitutional effect. Grounds for the vote are published to the NRS; the vote is a political act and is not subject to judicial review.</w:t>
+      </w:r>
+    </w:p>
+    <w:p>
+      <w:pPr>
+        <w:spacing w:after="120"/>
+        <w:ind w:left="431"/>
+        <w:jc w:val="both"/>
+      </w:pPr>
+      <w:r>
+        <w:rPr>
+          <w:rFonts w:ascii="Garamond" w:eastAsia="Garamond" w:hAnsi="Garamond" w:cs="Garamond"/>
+          <w:color w:val="2A2A2A"/>
+          <w:sz w:val="22"/>
+          <w:szCs w:val="22"/>
+        </w:rPr>
+        <w:t xml:space="preserve">(2) A person must be a serving member of the Assembly to be elected Civic Consul. On election as Civic Consul the person vacates their Assembly seat, which is filled under §3.2 as a mid-term vacancy; that Assembly term is deemed fully served by the departing member for purposes of the consecutive-term limit under §3.2.</w:t>
+      </w:r>
+    </w:p>
+    <w:p>
+      <w:pPr>
+        <w:spacing w:after="120"/>
+        <w:ind w:left="431"/>
+        <w:jc w:val="both"/>
+      </w:pPr>
+      <w:r>
+        <w:rPr>
+          <w:rFonts w:ascii="Garamond" w:eastAsia="Garamond" w:hAnsi="Garamond" w:cs="Garamond"/>
+          <w:color w:val="2A2A2A"/>
+          <w:sz w:val="22"/>
+          <w:szCs w:val="22"/>
+        </w:rPr>
+        <w:t xml:space="preserve">(3) While in office the Civic Consul holds the ceremonial seat of the office of Civic Consul, which carries the right to sit, speak, and be held to account in the Assembly but carries no vote; the Civic Consul exercises no legislative vote while in office, consistent with §1.23. The ceremonial seat is not counted in the full seated membership of the Assembly for quorum or any voting threshold.</w:t>
+      </w:r>
+    </w:p>
+    <w:p>
+      <w:pPr>
+        <w:spacing w:after="120"/>
+        <w:ind w:left="431"/>
+        <w:jc w:val="both"/>
+      </w:pPr>
+      <w:r>
+        <w:rPr>
+          <w:rFonts w:ascii="Garamond" w:eastAsia="Garamond" w:hAnsi="Garamond" w:cs="Garamond"/>
+          <w:color w:val="2A2A2A"/>
+          <w:sz w:val="22"/>
+          <w:szCs w:val="22"/>
+        </w:rPr>
+        <w:t xml:space="preserve">(4) This section governs a person elected or installed to the office of Civic Consul; the Assembly Speaker serving as Acting Civic Consul under §2.5 or §2.6.a retains their own Assembly seat and does not vacate it.</w:t>
+      </w:r>
+    </w:p>
+    <w:p>
+      <w:pPr>
+        <w:spacing w:after="120"/>
+        <w:ind w:left="431"/>
+        <w:jc w:val="both"/>
+      </w:pPr>
+      <w:r>
+        <w:rPr>
+          <w:rFonts w:ascii="Garamond" w:eastAsia="Garamond" w:hAnsi="Garamond" w:cs="Garamond"/>
+          <w:color w:val="2A2A2A"/>
+          <w:sz w:val="22"/>
+          <w:szCs w:val="22"/>
+        </w:rPr>
+        <w:t xml:space="preserve">(5) The Civic Consul serves until removed under this section, until the expiration of the consecutive-service limit under §2.5, by resignation, or through the pathways of §3.10.</w:t>
+      </w:r>
+    </w:p>
+    <w:p>
+      <w:pPr>
+        <w:spacing w:after="120"/>
+        <w:ind w:left="431"/>
+        <w:jc w:val="both"/>
+      </w:pPr>
+      <w:r>
+        <w:rPr>
+          <w:rFonts w:ascii="Garamond" w:eastAsia="Garamond" w:hAnsi="Garamond" w:cs="Garamond"/>
+          <w:color w:val="2A2A2A"/>
+          <w:sz w:val="22"/>
+          <w:szCs w:val="22"/>
+        </w:rPr>
+        <w:t xml:space="preserve">(6) A person who leaves the office of Civic Consul holds no Assembly seat by virtue of having been Civic Consul; the seat vacated on taking office remains filled under §3.2. A former Civic Consul may run in an election for an Assembly seat, may hold any other constitutional office for which they meet the eligibility requirements, and may seek the office of Civic Consul again subject to the cooling-off period under §2.5.</w:t>
       </w:r>
     </w:p>
     <w:p>
@@ -1821,7 +2061,87 @@
           <w:sz w:val="22"/>
           <w:szCs w:val="22"/>
         </w:rPr>
-        <w:t>Full succession activates on the Legat Consul’s death, resignation, removal, or certified permanent incapacity. The Senate Speaker holds the office of Legat Consul from the moment the triggering event is published to the NRS — no active assumption is required or permitted; the transfer is instantaneous and self-executing by constitutional operation. Full succession vacates the successor's Senate seat, which is filled through the ordinary vacancy process. Where the Senate Speaker is simultaneously unable to serve, the most senior Senator by continuous Senate service holds the office from that moment; where two or more Senators have equal continuous service, the oldest by age holds the office. The Legislature or Senate may by statute or standing order designate a further succession line beyond this constitutional floor. Upon NRS publication of any triggering event, the military chain of command recognizes the constitutional transfer immediately; any order issued in the name of the prior Legat Consul after that moment is constitutionally void. A successor serves the remainder of the current Legat Consul's term; a successor who serves any portion of a predecessor's term must sit out one full term before standing for election as Legat Consul; after the cooling-off period the former successor may stand for and serve a full elected term. Where the Legat Consul is temporarily unable to exercise authority, a majority of the JMC assesses capacity and, on joint assessment published to the NRS, Acting Legat Consul authority transfers to the Senate Speaker by constitutional operation from that moment, without vacating the Speaker's Senate seat. While serving in an acting executive capacity, the Senate Speaker may not exercise any legislative function; the Speaker retains their Senate seat and the Speakership, and the Senate provides for the exercise of the Speaker's functions during that period under its internal procedures; acting service neither extends nor suspends the Speaker's electoral mandate, and where the Speaker ceases to be a Senator, acting authority passes by constitutional operation to the Senate Speaker then in office. Acting authority ends when the Legat Consul publishes a restoration declaration to the NRS.</w:t>
+        <w:t xml:space="preserve">(1) Full succession activates on the Legat Consul's death, resignation, removal, or certified permanent incapacity. The Senate Speaker holds the office of Legat Consul from the moment the triggering event is published to the NRS — no active assumption is required or permitted; the transfer is instantaneous and self-executing by constitutional operation.</w:t>
+      </w:r>
+    </w:p>
+    <w:p>
+      <w:pPr>
+        <w:spacing w:after="120"/>
+        <w:ind w:left="431"/>
+        <w:jc w:val="both"/>
+      </w:pPr>
+      <w:r>
+        <w:rPr>
+          <w:rFonts w:ascii="Garamond" w:eastAsia="Garamond" w:hAnsi="Garamond" w:cs="Garamond"/>
+          <w:color w:val="2A2A2A"/>
+          <w:sz w:val="22"/>
+          <w:szCs w:val="22"/>
+        </w:rPr>
+        <w:t xml:space="preserve">(2) Full succession vacates the successor's Senate seat, which is filled through the ordinary vacancy process. Where the Senate Speaker is simultaneously unable to serve, the most senior Senator by continuous Senate service holds the office from that moment; where two or more Senators have equal continuous service, the oldest by age holds the office.</w:t>
+      </w:r>
+    </w:p>
+    <w:p>
+      <w:pPr>
+        <w:spacing w:after="120"/>
+        <w:ind w:left="431"/>
+        <w:jc w:val="both"/>
+      </w:pPr>
+      <w:r>
+        <w:rPr>
+          <w:rFonts w:ascii="Garamond" w:eastAsia="Garamond" w:hAnsi="Garamond" w:cs="Garamond"/>
+          <w:color w:val="2A2A2A"/>
+          <w:sz w:val="22"/>
+          <w:szCs w:val="22"/>
+        </w:rPr>
+        <w:t xml:space="preserve">(3) The Legislature or Senate may by statute or standing order designate a further succession line beyond this constitutional floor.</w:t>
+      </w:r>
+    </w:p>
+    <w:p>
+      <w:pPr>
+        <w:spacing w:after="120"/>
+        <w:ind w:left="431"/>
+        <w:jc w:val="both"/>
+      </w:pPr>
+      <w:r>
+        <w:rPr>
+          <w:rFonts w:ascii="Garamond" w:eastAsia="Garamond" w:hAnsi="Garamond" w:cs="Garamond"/>
+          <w:color w:val="2A2A2A"/>
+          <w:sz w:val="22"/>
+          <w:szCs w:val="22"/>
+        </w:rPr>
+        <w:t xml:space="preserve">(4) Upon NRS publication of any triggering event, the military chain of command recognizes the constitutional transfer immediately; any order issued in the name of the prior Legat Consul after that moment is constitutionally void.</w:t>
+      </w:r>
+    </w:p>
+    <w:p>
+      <w:pPr>
+        <w:spacing w:after="120"/>
+        <w:ind w:left="431"/>
+        <w:jc w:val="both"/>
+      </w:pPr>
+      <w:r>
+        <w:rPr>
+          <w:rFonts w:ascii="Garamond" w:eastAsia="Garamond" w:hAnsi="Garamond" w:cs="Garamond"/>
+          <w:color w:val="2A2A2A"/>
+          <w:sz w:val="22"/>
+          <w:szCs w:val="22"/>
+        </w:rPr>
+        <w:t xml:space="preserve">(5) A successor serves the remainder of the current Legat Consul's term; a successor who serves any portion of a predecessor's term must sit out one full term before standing for election as Legat Consul; after the cooling-off period the former successor may stand for and serve a full elected term.</w:t>
+      </w:r>
+    </w:p>
+    <w:p>
+      <w:pPr>
+        <w:spacing w:after="120"/>
+        <w:ind w:left="431"/>
+        <w:jc w:val="both"/>
+      </w:pPr>
+      <w:r>
+        <w:rPr>
+          <w:rFonts w:ascii="Garamond" w:eastAsia="Garamond" w:hAnsi="Garamond" w:cs="Garamond"/>
+          <w:color w:val="2A2A2A"/>
+          <w:sz w:val="22"/>
+          <w:szCs w:val="22"/>
+        </w:rPr>
+        <w:t xml:space="preserve">(6) Where the Legat Consul is temporarily unable to exercise authority, a majority of the JMC assesses capacity and, on joint assessment published to the NRS, Acting Legat Consul authority transfers to the Senate Speaker by constitutional operation from that moment, without vacating the Speaker's Senate seat. While serving in an acting executive capacity, the Senate Speaker may not exercise any legislative function; the Speaker retains their Senate seat and the Speakership, and the Senate provides for the exercise of the Speaker's functions during that period under its internal procedures; acting service neither extends nor suspends the Speaker's electoral mandate, and where the Speaker ceases to be a Senator, acting authority passes by constitutional operation to the Senate Speaker then in office. Acting authority ends when the Legat Consul publishes a restoration declaration to the NRS.</w:t>
       </w:r>
     </w:p>
     <w:p>

--- a/Federated Republic Constitution 260713.docx
+++ b/Federated Republic Constitution 260713.docx
@@ -2603,7 +2603,103 @@
           <w:sz w:val="22"/>
           <w:szCs w:val="22"/>
         </w:rPr>
-        <w:t>The Assembly is the proportionally elected chamber. Both States and Territories send voting members. Seats are allocated by the Webster method based on population, with a minimum of one seat per State and Territory. The constituency divisor is established and may be adjusted by statute, subject to the minimum-seat guarantee. The census, conducted every ten years by a statutory independent agency, is the basis for reapportionment. The LM audits the census and allocation process. The Assembly selects a Speaker from its own members by a method it establishes, provided the Speaker holds the support of a majority of full seated membership; the Speakership is a standing office, and its holder serves as Acting Civic Consul under §2.5 and §2.6.a. Quorum is a majority of full seated membership. The Assembly establishes its own internal procedures. Members serve two-year terms. No member may serve more than six consecutive terms without sitting out one full electoral cycle; no cumulative lifetime restriction applies after the cooling-off period. Any Assembly member who resigns, is expelled, or is removed by state recall at any point during a term shall be deemed to have served that full term for purposes of the consecutive-term limit. Mid-term vacancies in Assembly seats are filled by special election administered by the Elections Panel; the Legislature establishes timing and procedures by statute, ensuring no seat remains vacant within the period defined by statute, not to exceed 90 days. The Assembly may expel a member by 2/3 vote of full seated membership; expulsion is published to the NRS and is effective immediately. A State may establish by law a recall mechanism for its Assembly members; any such mechanism must operate as a political process, not a judicial proceeding, must not violate this Constitution, and must place the final recall decision with the State legislature or the State’s eligible voters; no recall may proceed on the decision of an executive officer, administrative body, or court alone; where an Assembly member is recalled the seat is treated as vacant under this Constitution.</w:t>
+        <w:t xml:space="preserve">(1) The Assembly is the proportionally elected chamber. Both States and Territories send voting members. Seats are allocated by the Webster method based on population, with a minimum of one seat per State and Territory. The constituency divisor is established and may be adjusted by statute, subject to the minimum-seat guarantee.</w:t>
+      </w:r>
+    </w:p>
+    <w:p>
+      <w:pPr>
+        <w:spacing w:after="120"/>
+        <w:ind w:left="431"/>
+        <w:jc w:val="both"/>
+      </w:pPr>
+      <w:r>
+        <w:rPr>
+          <w:rFonts w:ascii="Garamond" w:eastAsia="Garamond" w:hAnsi="Garamond" w:cs="Garamond"/>
+          <w:color w:val="2A2A2A"/>
+          <w:sz w:val="22"/>
+          <w:szCs w:val="22"/>
+        </w:rPr>
+        <w:t xml:space="preserve">(2) The census, conducted every ten years by a statutory independent agency, is the basis for reapportionment. The LM audits the census and allocation process.</w:t>
+      </w:r>
+    </w:p>
+    <w:p>
+      <w:pPr>
+        <w:spacing w:after="120"/>
+        <w:ind w:left="431"/>
+        <w:jc w:val="both"/>
+      </w:pPr>
+      <w:r>
+        <w:rPr>
+          <w:rFonts w:ascii="Garamond" w:eastAsia="Garamond" w:hAnsi="Garamond" w:cs="Garamond"/>
+          <w:color w:val="2A2A2A"/>
+          <w:sz w:val="22"/>
+          <w:szCs w:val="22"/>
+        </w:rPr>
+        <w:t xml:space="preserve">(3) The Assembly selects a Speaker from its own members by a method it establishes, provided the Speaker holds the support of a majority of full seated membership; the Speakership is a standing office, and its holder serves as Acting Civic Consul under §2.5 and §2.6.a. Quorum is a majority of full seated membership. The Assembly establishes its own internal procedures.</w:t>
+      </w:r>
+    </w:p>
+    <w:p>
+      <w:pPr>
+        <w:spacing w:after="120"/>
+        <w:ind w:left="431"/>
+        <w:jc w:val="both"/>
+      </w:pPr>
+      <w:r>
+        <w:rPr>
+          <w:rFonts w:ascii="Garamond" w:eastAsia="Garamond" w:hAnsi="Garamond" w:cs="Garamond"/>
+          <w:color w:val="2A2A2A"/>
+          <w:sz w:val="22"/>
+          <w:szCs w:val="22"/>
+        </w:rPr>
+        <w:t xml:space="preserve">(4) Members serve two-year terms. No member may serve more than six consecutive terms without sitting out one full electoral cycle; no cumulative lifetime restriction applies after the cooling-off period.</w:t>
+      </w:r>
+    </w:p>
+    <w:p>
+      <w:pPr>
+        <w:spacing w:after="120"/>
+        <w:ind w:left="431"/>
+        <w:jc w:val="both"/>
+      </w:pPr>
+      <w:r>
+        <w:rPr>
+          <w:rFonts w:ascii="Garamond" w:eastAsia="Garamond" w:hAnsi="Garamond" w:cs="Garamond"/>
+          <w:color w:val="2A2A2A"/>
+          <w:sz w:val="22"/>
+          <w:szCs w:val="22"/>
+        </w:rPr>
+        <w:t xml:space="preserve">(5) Any Assembly member who resigns, is expelled, or is removed by state recall at any point during a term shall be deemed to have served that full term for purposes of the consecutive-term limit.</w:t>
+      </w:r>
+    </w:p>
+    <w:p>
+      <w:pPr>
+        <w:spacing w:after="120"/>
+        <w:ind w:left="431"/>
+        <w:jc w:val="both"/>
+      </w:pPr>
+      <w:r>
+        <w:rPr>
+          <w:rFonts w:ascii="Garamond" w:eastAsia="Garamond" w:hAnsi="Garamond" w:cs="Garamond"/>
+          <w:color w:val="2A2A2A"/>
+          <w:sz w:val="22"/>
+          <w:szCs w:val="22"/>
+        </w:rPr>
+        <w:t xml:space="preserve">(6) Mid-term vacancies in Assembly seats are filled by special election administered by the Elections Panel; the Legislature establishes timing and procedures by statute, ensuring no seat remains vacant within the period defined by statute, not to exceed 90 days. The Assembly may expel a member by 2/3 vote of full seated membership; expulsion is published to the NRS and is effective immediately.</w:t>
+      </w:r>
+    </w:p>
+    <w:p>
+      <w:pPr>
+        <w:spacing w:after="120"/>
+        <w:ind w:left="431"/>
+        <w:jc w:val="both"/>
+      </w:pPr>
+      <w:r>
+        <w:rPr>
+          <w:rFonts w:ascii="Garamond" w:eastAsia="Garamond" w:hAnsi="Garamond" w:cs="Garamond"/>
+          <w:color w:val="2A2A2A"/>
+          <w:sz w:val="22"/>
+          <w:szCs w:val="22"/>
+        </w:rPr>
+        <w:t xml:space="preserve">(7) A State may establish by law a recall mechanism for its Assembly members; any such mechanism must operate as a political process, not a judicial proceeding, must not violate this Constitution, and must place the final recall decision with the State legislature or the State's eligible voters; no recall may proceed on the decision of an executive officer, administrative body, or court alone; where an Assembly member is recalled the seat is treated as vacant under this Constitution.</w:t>
       </w:r>
     </w:p>
     <w:p>
@@ -2737,7 +2833,183 @@
           <w:sz w:val="22"/>
           <w:szCs w:val="22"/>
         </w:rPr>
-        <w:t>The Senate comprises two senators per State regardless of population, elected for six-year staggered terms. At the first Senate seating, senators are assigned to three approximately equal cohorts by public lot: the first cohort serves an initial term of two years, the second four years, the third six years; thereafter all Senate terms are six years. The lot is conducted by the Elections Panel and published to the NRS before the first senators take the constitutional oath. No senator may serve more than two consecutive terms without sitting out one full term; no cumulative lifetime restriction applies after the cooling-off period. Any senator who resigns, is expelled, or is removed by state recall at any point during a term shall be deemed to have served that full term for purposes of the consecutive-term limit. The Senate Speaker is elected by senators and may not serve more than two consecutive full Senate terms as Speaker without sitting out one full Senate term. The Senate defines its own internal procedures. The Senate may expel a member by 2/3 vote of full seated membership; expulsion is published to the NRS and is effective immediately. A State may establish by law a recall mechanism for its senators; any such mechanism must operate as a political process, not a judicial proceeding, must not violate this Constitution, and must place the final recall decision with the State legislature or the State’s eligible voters; no recall may proceed on the decision of an executive officer, administrative body, or court alone; where a senator is recalled the seat is treated as vacant under this Constitution. The Senate holds exclusive authority over: judicial confirmation; treaty ratification by 2/3 of full seated membership; and, in the absence of a functioning Elections Panel, administration of the consular election. The Senate may not initiate legislation; all bills originate in the Assembly.</w:t>
+        <w:t xml:space="preserve">(1) The Senate comprises two senators per State regardless of population, elected for six-year staggered terms.</w:t>
+      </w:r>
+    </w:p>
+    <w:p>
+      <w:pPr>
+        <w:spacing w:after="120"/>
+        <w:ind w:left="431"/>
+        <w:jc w:val="both"/>
+      </w:pPr>
+      <w:r>
+        <w:rPr>
+          <w:rFonts w:ascii="Garamond" w:eastAsia="Garamond" w:hAnsi="Garamond" w:cs="Garamond"/>
+          <w:color w:val="2A2A2A"/>
+          <w:sz w:val="22"/>
+          <w:szCs w:val="22"/>
+        </w:rPr>
+        <w:t xml:space="preserve">(2) At the first Senate seating, senators are assigned to three approximately equal cohorts by public lot: the first cohort serves an initial term of two years, the second four years, the third six years; thereafter all Senate terms are six years. The lot is conducted by the Elections Panel and published to the NRS before the first senators take the constitutional oath.</w:t>
+      </w:r>
+    </w:p>
+    <w:p>
+      <w:pPr>
+        <w:spacing w:after="120"/>
+        <w:ind w:left="431"/>
+        <w:jc w:val="both"/>
+      </w:pPr>
+      <w:r>
+        <w:rPr>
+          <w:rFonts w:ascii="Garamond" w:eastAsia="Garamond" w:hAnsi="Garamond" w:cs="Garamond"/>
+          <w:color w:val="2A2A2A"/>
+          <w:sz w:val="22"/>
+          <w:szCs w:val="22"/>
+        </w:rPr>
+        <w:t xml:space="preserve">(3) No senator may serve more than two consecutive terms without sitting out one full term; no cumulative lifetime restriction applies after the cooling-off period.</w:t>
+      </w:r>
+    </w:p>
+    <w:p>
+      <w:pPr>
+        <w:spacing w:after="120"/>
+        <w:ind w:left="431"/>
+        <w:jc w:val="both"/>
+      </w:pPr>
+      <w:r>
+        <w:rPr>
+          <w:rFonts w:ascii="Garamond" w:eastAsia="Garamond" w:hAnsi="Garamond" w:cs="Garamond"/>
+          <w:color w:val="2A2A2A"/>
+          <w:sz w:val="22"/>
+          <w:szCs w:val="22"/>
+        </w:rPr>
+        <w:t xml:space="preserve">(4) Any senator who resigns, is expelled, or is removed by state recall at any point during a term shall be deemed to have served that full term for purposes of the consecutive-term limit.</w:t>
+      </w:r>
+    </w:p>
+    <w:p>
+      <w:pPr>
+        <w:spacing w:after="120"/>
+        <w:ind w:left="431"/>
+        <w:jc w:val="both"/>
+      </w:pPr>
+      <w:r>
+        <w:rPr>
+          <w:rFonts w:ascii="Garamond" w:eastAsia="Garamond" w:hAnsi="Garamond" w:cs="Garamond"/>
+          <w:color w:val="2A2A2A"/>
+          <w:sz w:val="22"/>
+          <w:szCs w:val="22"/>
+        </w:rPr>
+        <w:t xml:space="preserve">(5) The Senate Speaker is elected by senators and may not serve more than two consecutive full Senate terms as Speaker without sitting out one full Senate term.</w:t>
+      </w:r>
+    </w:p>
+    <w:p>
+      <w:pPr>
+        <w:spacing w:after="120"/>
+        <w:ind w:left="431"/>
+        <w:jc w:val="both"/>
+      </w:pPr>
+      <w:r>
+        <w:rPr>
+          <w:rFonts w:ascii="Garamond" w:eastAsia="Garamond" w:hAnsi="Garamond" w:cs="Garamond"/>
+          <w:color w:val="2A2A2A"/>
+          <w:sz w:val="22"/>
+          <w:szCs w:val="22"/>
+        </w:rPr>
+        <w:t xml:space="preserve">(6) The Senate defines its own internal procedures. The Senate may expel a member by 2/3 vote of full seated membership; expulsion is published to the NRS and is effective immediately.</w:t>
+      </w:r>
+    </w:p>
+    <w:p>
+      <w:pPr>
+        <w:spacing w:after="120"/>
+        <w:ind w:left="431"/>
+        <w:jc w:val="both"/>
+      </w:pPr>
+      <w:r>
+        <w:rPr>
+          <w:rFonts w:ascii="Garamond" w:eastAsia="Garamond" w:hAnsi="Garamond" w:cs="Garamond"/>
+          <w:color w:val="2A2A2A"/>
+          <w:sz w:val="22"/>
+          <w:szCs w:val="22"/>
+        </w:rPr>
+        <w:t xml:space="preserve">(7) A State may establish by law a recall mechanism for its senators; any such mechanism must operate as a political process, not a judicial proceeding, must not violate this Constitution, and must place the final recall decision with the State legislature or the State's eligible voters; no recall may proceed on the decision of an executive officer, administrative body, or court alone; where a senator is recalled the seat is treated as vacant under this Constitution.</w:t>
+      </w:r>
+    </w:p>
+    <w:p>
+      <w:pPr>
+        <w:spacing w:after="120"/>
+        <w:ind w:left="431"/>
+        <w:jc w:val="both"/>
+      </w:pPr>
+      <w:r>
+        <w:rPr>
+          <w:rFonts w:ascii="Garamond" w:eastAsia="Garamond" w:hAnsi="Garamond" w:cs="Garamond"/>
+          <w:color w:val="2A2A2A"/>
+          <w:sz w:val="22"/>
+          <w:szCs w:val="22"/>
+        </w:rPr>
+        <w:t xml:space="preserve">(8) The Senate holds exclusive authority over:</w:t>
+      </w:r>
+    </w:p>
+    <w:p>
+      <w:pPr>
+        <w:spacing w:after="120"/>
+        <w:ind w:left="720"/>
+        <w:jc w:val="both"/>
+      </w:pPr>
+      <w:r>
+        <w:rPr>
+          <w:rFonts w:ascii="Garamond" w:eastAsia="Garamond" w:hAnsi="Garamond" w:cs="Garamond"/>
+          <w:color w:val="2A2A2A"/>
+          <w:sz w:val="22"/>
+          <w:szCs w:val="22"/>
+        </w:rPr>
+        <w:t xml:space="preserve">— judicial confirmation;</w:t>
+      </w:r>
+    </w:p>
+    <w:p>
+      <w:pPr>
+        <w:spacing w:after="120"/>
+        <w:ind w:left="720"/>
+        <w:jc w:val="both"/>
+      </w:pPr>
+      <w:r>
+        <w:rPr>
+          <w:rFonts w:ascii="Garamond" w:eastAsia="Garamond" w:hAnsi="Garamond" w:cs="Garamond"/>
+          <w:color w:val="2A2A2A"/>
+          <w:sz w:val="22"/>
+          <w:szCs w:val="22"/>
+        </w:rPr>
+        <w:t xml:space="preserve">— treaty ratification by 2/3 of full seated membership;</w:t>
+      </w:r>
+    </w:p>
+    <w:p>
+      <w:pPr>
+        <w:spacing w:after="120"/>
+        <w:ind w:left="720"/>
+        <w:jc w:val="both"/>
+      </w:pPr>
+      <w:r>
+        <w:rPr>
+          <w:rFonts w:ascii="Garamond" w:eastAsia="Garamond" w:hAnsi="Garamond" w:cs="Garamond"/>
+          <w:color w:val="2A2A2A"/>
+          <w:sz w:val="22"/>
+          <w:szCs w:val="22"/>
+        </w:rPr>
+        <w:t xml:space="preserve">— and, in the absence of a functioning Elections Panel, administration of the consular election.</w:t>
+      </w:r>
+    </w:p>
+    <w:p>
+      <w:pPr>
+        <w:spacing w:after="120"/>
+        <w:ind w:left="431"/>
+        <w:jc w:val="both"/>
+      </w:pPr>
+      <w:r>
+        <w:rPr>
+          <w:rFonts w:ascii="Garamond" w:eastAsia="Garamond" w:hAnsi="Garamond" w:cs="Garamond"/>
+          <w:color w:val="2A2A2A"/>
+          <w:sz w:val="22"/>
+          <w:szCs w:val="22"/>
+        </w:rPr>
+        <w:t xml:space="preserve">(9) The Senate may not initiate legislation; all bills originate in the Assembly.</w:t>
       </w:r>
     </w:p>
     <w:p>

--- a/Federated Republic Constitution 260713.docx
+++ b/Federated Republic Constitution 260713.docx
@@ -3610,7 +3610,119 @@
           <w:sz w:val="22"/>
           <w:szCs w:val="22"/>
         </w:rPr>
-        <w:t>Any citizen meeting the eligibility criteria established in §9.4.a may apply to the Elections Panel to enter the Judicial Pool; the JM’s ongoing audit encompasses the Judicial Pool. Exceptions to pool eligibility — including persons currently holding government positions, those with disqualifying financial interests, and those removed from a court within a recent period — are defined by statute. The Civic Consul nominates inferior court judges from the Judicial Pool maintained by the Elections Panel under §9.8. The Civic Consul must nominate within the period defined by statute following a vacancy, not to exceed 90 days where no statutory period has been defined. The Senate confirms by 2/3. Inferior court judges serve a single non-renewable term of 12 years and may be removed only for cause. Cause for judicial removal must relate to conduct, competence, or a disqualifying offense under §3.12; policy disagreement with judicial decisions does not constitute cause, consistent with the principle established in §3.9. The Legislature may establish a mandatory retirement age by statute, not below 70. Judicial removal occurs through three tracks: legislative removal by 2/3 of both chambers on grounds of constitutional breach or demonstrated incapacity; under §9.1, either chamber may request an EM assessment to inform the proceeding; judicial discipline through a process established by statute under SC oversight; or criminal conviction for a disqualifying offense. No public official may direct, threaten, or seek to influence a judge's decision in any pending matter. Judicial compensation may not be reduced during a judge's term.</w:t>
+        <w:t xml:space="preserve">(1) Any citizen meeting the eligibility criteria established in §9.4.a may apply to the Elections Panel to enter the Judicial Pool; the JM's ongoing audit encompasses the Judicial Pool. Exceptions to pool eligibility — including persons currently holding government positions, those with disqualifying financial interests, and those removed from a court within a recent period — are defined by statute.</w:t>
+      </w:r>
+    </w:p>
+    <w:p>
+      <w:pPr>
+        <w:spacing w:after="120"/>
+        <w:ind w:left="431"/>
+        <w:jc w:val="both"/>
+      </w:pPr>
+      <w:r>
+        <w:rPr>
+          <w:rFonts w:ascii="Garamond" w:eastAsia="Garamond" w:hAnsi="Garamond" w:cs="Garamond"/>
+          <w:color w:val="2A2A2A"/>
+          <w:sz w:val="22"/>
+          <w:szCs w:val="22"/>
+        </w:rPr>
+        <w:t xml:space="preserve">(2) The Civic Consul nominates inferior court judges from the Judicial Pool maintained by the Elections Panel under §9.8. The Civic Consul must nominate within the period defined by statute following a vacancy, not to exceed 90 days where no statutory period has been defined. The Senate confirms by 2/3.</w:t>
+      </w:r>
+    </w:p>
+    <w:p>
+      <w:pPr>
+        <w:spacing w:after="120"/>
+        <w:ind w:left="431"/>
+        <w:jc w:val="both"/>
+      </w:pPr>
+      <w:r>
+        <w:rPr>
+          <w:rFonts w:ascii="Garamond" w:eastAsia="Garamond" w:hAnsi="Garamond" w:cs="Garamond"/>
+          <w:color w:val="2A2A2A"/>
+          <w:sz w:val="22"/>
+          <w:szCs w:val="22"/>
+        </w:rPr>
+        <w:t xml:space="preserve">(3) Inferior court judges serve a single non-renewable term of 12 years and may be removed only for cause. Cause for judicial removal must relate to conduct, competence, or a disqualifying offense under §3.12; policy disagreement with judicial decisions does not constitute cause, consistent with the principle established in §3.9. The Legislature may establish a mandatory retirement age by statute, not below 70.</w:t>
+      </w:r>
+    </w:p>
+    <w:p>
+      <w:pPr>
+        <w:spacing w:after="120"/>
+        <w:ind w:left="431"/>
+        <w:jc w:val="both"/>
+      </w:pPr>
+      <w:r>
+        <w:rPr>
+          <w:rFonts w:ascii="Garamond" w:eastAsia="Garamond" w:hAnsi="Garamond" w:cs="Garamond"/>
+          <w:color w:val="2A2A2A"/>
+          <w:sz w:val="22"/>
+          <w:szCs w:val="22"/>
+        </w:rPr>
+        <w:t xml:space="preserve">(4) Judicial removal occurs through three tracks:</w:t>
+      </w:r>
+    </w:p>
+    <w:p>
+      <w:pPr>
+        <w:spacing w:after="120"/>
+        <w:ind w:left="720"/>
+        <w:jc w:val="both"/>
+      </w:pPr>
+      <w:r>
+        <w:rPr>
+          <w:rFonts w:ascii="Garamond" w:eastAsia="Garamond" w:hAnsi="Garamond" w:cs="Garamond"/>
+          <w:color w:val="2A2A2A"/>
+          <w:sz w:val="22"/>
+          <w:szCs w:val="22"/>
+        </w:rPr>
+        <w:t xml:space="preserve">— legislative removal by 2/3 of both chambers on grounds of constitutional breach or demonstrated incapacity; under §9.1, either chamber may request an EM assessment to inform the proceeding;</w:t>
+      </w:r>
+    </w:p>
+    <w:p>
+      <w:pPr>
+        <w:spacing w:after="120"/>
+        <w:ind w:left="720"/>
+        <w:jc w:val="both"/>
+      </w:pPr>
+      <w:r>
+        <w:rPr>
+          <w:rFonts w:ascii="Garamond" w:eastAsia="Garamond" w:hAnsi="Garamond" w:cs="Garamond"/>
+          <w:color w:val="2A2A2A"/>
+          <w:sz w:val="22"/>
+          <w:szCs w:val="22"/>
+        </w:rPr>
+        <w:t xml:space="preserve">— judicial discipline through a process established by statute under SC oversight;</w:t>
+      </w:r>
+    </w:p>
+    <w:p>
+      <w:pPr>
+        <w:spacing w:after="120"/>
+        <w:ind w:left="720"/>
+        <w:jc w:val="both"/>
+      </w:pPr>
+      <w:r>
+        <w:rPr>
+          <w:rFonts w:ascii="Garamond" w:eastAsia="Garamond" w:hAnsi="Garamond" w:cs="Garamond"/>
+          <w:color w:val="2A2A2A"/>
+          <w:sz w:val="22"/>
+          <w:szCs w:val="22"/>
+        </w:rPr>
+        <w:t xml:space="preserve">— or criminal conviction for a disqualifying offense.</w:t>
+      </w:r>
+    </w:p>
+    <w:p>
+      <w:pPr>
+        <w:spacing w:after="120"/>
+        <w:ind w:left="431"/>
+        <w:jc w:val="both"/>
+      </w:pPr>
+      <w:r>
+        <w:rPr>
+          <w:rFonts w:ascii="Garamond" w:eastAsia="Garamond" w:hAnsi="Garamond" w:cs="Garamond"/>
+          <w:color w:val="2A2A2A"/>
+          <w:sz w:val="22"/>
+          <w:szCs w:val="22"/>
+        </w:rPr>
+        <w:t xml:space="preserve">(5) No public official may direct, threaten, or seek to influence a judge's decision in any pending matter. Judicial compensation may not be reduced during a judge's term.</w:t>
       </w:r>
     </w:p>
     <w:p>
@@ -3744,7 +3856,103 @@
           <w:sz w:val="22"/>
           <w:szCs w:val="22"/>
         </w:rPr>
-        <w:t>SC justices are nominated by the Civic Consul from the Judicial Pool maintained by the Elections Panel under §9.8 — any pool member meeting the statutory qualifications for Supreme Court appointment is eligible for SC nomination. The Civic Consul nominates within the period defined by statute following a vacancy (not to exceed 90 days for anticipated vacancies, 60 days for unanticipated vacancies). The Senate must vote within the period defined by statute following nomination (not to exceed 120 days); the JM’s ongoing audit of the Judicial Pool is available on the NRS and the Senate may consider any published JM findings on the nominee; no deemed confirmation applies, but failure to vote within that period is a constitutional compliance breach. If the Senate declines, the Civic Consul nominates again within the period defined by statute. Where the Civic Consul fails to nominate within 30 days after the expiry of the applicable nomination period, the Senate may select a nominee directly from the Judicial Pool by 2/3 vote of full seated membership; a Senate selection under this provision requires no further Civic Consul nomination and proceeds directly to confirmation. The confirmed justice serves a single non-renewable 12-year term from the date of confirmation. A mid-term replacement serves only the remainder of the original term. At founding, the nine initial justices are confirmed simultaneously and assigned to their three classes by public lot. Upon any SC vacancy, the most senior Appellate Court judge by continuous service is automatically designated Temporary Associate Justice within 5 days — without nomination or confirmation — holding full voting rights until the vacancy is filled; where two or more Appellate Court judges have equal continuous service, the oldest by age is designated. The Civic Consul may not nominate a serving Temporary Associate Justice for the seat they are temporarily filling through the ordinary appointment process under this section; this bar does not affect placement on a public confirmation ballot under §4.4.a.</w:t>
+        <w:t xml:space="preserve">(1) SC justices are nominated by the Civic Consul from the Judicial Pool maintained by the Elections Panel under §9.8 — any pool member meeting the statutory qualifications for Supreme Court appointment is eligible for SC nomination.</w:t>
+      </w:r>
+    </w:p>
+    <w:p>
+      <w:pPr>
+        <w:spacing w:after="120"/>
+        <w:ind w:left="431"/>
+        <w:jc w:val="both"/>
+      </w:pPr>
+      <w:r>
+        <w:rPr>
+          <w:rFonts w:ascii="Garamond" w:eastAsia="Garamond" w:hAnsi="Garamond" w:cs="Garamond"/>
+          <w:color w:val="2A2A2A"/>
+          <w:sz w:val="22"/>
+          <w:szCs w:val="22"/>
+        </w:rPr>
+        <w:t xml:space="preserve">(2) The Civic Consul nominates within the period defined by statute following a vacancy (not to exceed 90 days for anticipated vacancies, 60 days for unanticipated vacancies).</w:t>
+      </w:r>
+    </w:p>
+    <w:p>
+      <w:pPr>
+        <w:spacing w:after="120"/>
+        <w:ind w:left="431"/>
+        <w:jc w:val="both"/>
+      </w:pPr>
+      <w:r>
+        <w:rPr>
+          <w:rFonts w:ascii="Garamond" w:eastAsia="Garamond" w:hAnsi="Garamond" w:cs="Garamond"/>
+          <w:color w:val="2A2A2A"/>
+          <w:sz w:val="22"/>
+          <w:szCs w:val="22"/>
+        </w:rPr>
+        <w:t xml:space="preserve">(3) The Senate must vote within the period defined by statute following nomination (not to exceed 120 days); the JM's ongoing audit of the Judicial Pool is available on the NRS and the Senate may consider any published JM findings on the nominee; no deemed confirmation applies, but failure to vote within that period is a constitutional compliance breach.</w:t>
+      </w:r>
+    </w:p>
+    <w:p>
+      <w:pPr>
+        <w:spacing w:after="120"/>
+        <w:ind w:left="431"/>
+        <w:jc w:val="both"/>
+      </w:pPr>
+      <w:r>
+        <w:rPr>
+          <w:rFonts w:ascii="Garamond" w:eastAsia="Garamond" w:hAnsi="Garamond" w:cs="Garamond"/>
+          <w:color w:val="2A2A2A"/>
+          <w:sz w:val="22"/>
+          <w:szCs w:val="22"/>
+        </w:rPr>
+        <w:t xml:space="preserve">(4) If the Senate declines, the Civic Consul nominates again within the period defined by statute. Where the Civic Consul fails to nominate within 30 days after the expiry of the applicable nomination period, the Senate may select a nominee directly from the Judicial Pool by 2/3 vote of full seated membership; a Senate selection under this provision requires no further Civic Consul nomination and proceeds directly to confirmation.</w:t>
+      </w:r>
+    </w:p>
+    <w:p>
+      <w:pPr>
+        <w:spacing w:after="120"/>
+        <w:ind w:left="431"/>
+        <w:jc w:val="both"/>
+      </w:pPr>
+      <w:r>
+        <w:rPr>
+          <w:rFonts w:ascii="Garamond" w:eastAsia="Garamond" w:hAnsi="Garamond" w:cs="Garamond"/>
+          <w:color w:val="2A2A2A"/>
+          <w:sz w:val="22"/>
+          <w:szCs w:val="22"/>
+        </w:rPr>
+        <w:t xml:space="preserve">(5) The confirmed justice serves a single non-renewable 12-year term from the date of confirmation. A mid-term replacement serves only the remainder of the original term.</w:t>
+      </w:r>
+    </w:p>
+    <w:p>
+      <w:pPr>
+        <w:spacing w:after="120"/>
+        <w:ind w:left="431"/>
+        <w:jc w:val="both"/>
+      </w:pPr>
+      <w:r>
+        <w:rPr>
+          <w:rFonts w:ascii="Garamond" w:eastAsia="Garamond" w:hAnsi="Garamond" w:cs="Garamond"/>
+          <w:color w:val="2A2A2A"/>
+          <w:sz w:val="22"/>
+          <w:szCs w:val="22"/>
+        </w:rPr>
+        <w:t xml:space="preserve">(6) At founding, the nine initial justices are confirmed simultaneously and assigned to their three classes by public lot.</w:t>
+      </w:r>
+    </w:p>
+    <w:p>
+      <w:pPr>
+        <w:spacing w:after="120"/>
+        <w:ind w:left="431"/>
+        <w:jc w:val="both"/>
+      </w:pPr>
+      <w:r>
+        <w:rPr>
+          <w:rFonts w:ascii="Garamond" w:eastAsia="Garamond" w:hAnsi="Garamond" w:cs="Garamond"/>
+          <w:color w:val="2A2A2A"/>
+          <w:sz w:val="22"/>
+          <w:szCs w:val="22"/>
+        </w:rPr>
+        <w:t xml:space="preserve">(7) Upon any SC vacancy, the most senior Appellate Court judge by continuous service is automatically designated Temporary Associate Justice within 5 days — without nomination or confirmation — holding full voting rights until the vacancy is filled; where two or more Appellate Court judges have equal continuous service, the oldest by age is designated. The Civic Consul may not nominate a serving Temporary Associate Justice for the seat they are temporarily filling through the ordinary appointment process under this section; this bar does not affect placement on a public confirmation ballot under §4.4.a.</w:t>
       </w:r>
     </w:p>
     <w:p>
@@ -3832,9 +4040,215 @@
           <w:sz w:val="22"/>
           <w:szCs w:val="22"/>
         </w:rPr>
-        <w:t xml:space="preserve">Courts have authority to declare legislative acts, executive orders, and administrative decisions unconstitutional and void. No political actor may override a constitutional ruling. The SC identifies the constitutional defect; the Legislature may respond by enacting legislation that addresses it. Courts decide constitutional questions, not policy questions — Where a statute is ambiguous, courts apply the interpretation most consistent with this constitution. Courts may not rewrite clear statutory language. Monitor findings published to the NRS are admissible and must be given due consideration; where a court's conclusions differ from a prior finding, the court must address the inconsistency in its written decision. Any person with a concrete, articulable legal injury has the right to seek relief from a court of competent jurisdiction; the Legislature may not structure the judicial system in a manner that leaves any category of legal injury without a forum for relief. The SC has original jurisdiction over: constitutional </w:t>
-        <w:lastRenderedPageBreak/>
-        <w:t>disputes between States, between a State and the federal government, and constitutional challenges to federal statutes; disputes between the Legat Consul and Civic Consul concerning their respective constitutional domains under §2.1; constitutional challenges involving constitutionally independent institutions where their independence protections make inferior court review structurally inappropriate; emergency rights claims brought directly under §16.2; and disputes over the consistency of ratified amendments with entrenched provisions under §17.3. A four-justice emergency panel drawn by rotation holds jurisdiction over constitutional challenges to immediate defensive military authority under §2.2 during active operations and must rule within the period defined by statute, not to exceed 48 hours. Where the Court has fewer than four seated justices, the emergency panel consists of all seated justices; quorum for emergency panel review is three. Where conflict between constitutional actors creates a risk of suspension of lawful governance or constitutionally mandated essential services, the constitutional default is continuity at existing scope pending formal resolution. No constitutional actor may use a refusal to certify, approve, or coordinate to achieve the functional suspension of a constitutional obligation. The SC holds expedited jurisdiction over any dispute in which continuity of lawful governance is at immediate risk. Where this Constitution establishes a deadline for an SC ruling, a majority of seated justices may file an extension request within that period specifying the reason and additional time required, published to the NRS; the maximum extension is defined by statute, not to exceed 30 days per extension. The SC may issue interim protective orders of limited scope in matters within its original jurisdiction where delay would cause irreparable harm pending its full ruling, published to the NRS. The SC’s failure to rule within any constitutionally required period produces no substantive constitutional outcome by operation of that failure; the petitioning party may reinitiate under any procedure applicable to the underlying matter.</w:t>
+        <w:t xml:space="preserve">(1) Courts have authority to declare legislative acts, executive orders, and administrative decisions unconstitutional and void. No political actor may override a constitutional ruling. The SC identifies the constitutional defect; the Legislature may respond by enacting legislation that addresses it.</w:t>
+      </w:r>
+    </w:p>
+    <w:p>
+      <w:pPr>
+        <w:spacing w:after="120"/>
+        <w:ind w:left="431"/>
+        <w:jc w:val="both"/>
+      </w:pPr>
+      <w:r>
+        <w:rPr>
+          <w:rFonts w:ascii="Garamond" w:eastAsia="Garamond" w:hAnsi="Garamond" w:cs="Garamond"/>
+          <w:color w:val="2A2A2A"/>
+          <w:sz w:val="22"/>
+          <w:szCs w:val="22"/>
+        </w:rPr>
+        <w:t xml:space="preserve">(2) Courts decide constitutional questions, not policy questions — Where a statute is ambiguous, courts apply the interpretation most consistent with this constitution. Courts may not rewrite clear statutory language.</w:t>
+      </w:r>
+    </w:p>
+    <w:p>
+      <w:pPr>
+        <w:spacing w:after="120"/>
+        <w:ind w:left="431"/>
+        <w:jc w:val="both"/>
+      </w:pPr>
+      <w:r>
+        <w:rPr>
+          <w:rFonts w:ascii="Garamond" w:eastAsia="Garamond" w:hAnsi="Garamond" w:cs="Garamond"/>
+          <w:color w:val="2A2A2A"/>
+          <w:sz w:val="22"/>
+          <w:szCs w:val="22"/>
+        </w:rPr>
+        <w:t xml:space="preserve">(3) Monitor findings published to the NRS are admissible and must be given due consideration; where a court's conclusions differ from a prior finding, the court must address the inconsistency in its written decision.</w:t>
+      </w:r>
+    </w:p>
+    <w:p>
+      <w:pPr>
+        <w:spacing w:after="120"/>
+        <w:ind w:left="431"/>
+        <w:jc w:val="both"/>
+      </w:pPr>
+      <w:r>
+        <w:rPr>
+          <w:rFonts w:ascii="Garamond" w:eastAsia="Garamond" w:hAnsi="Garamond" w:cs="Garamond"/>
+          <w:color w:val="2A2A2A"/>
+          <w:sz w:val="22"/>
+          <w:szCs w:val="22"/>
+        </w:rPr>
+        <w:t xml:space="preserve">(4) Any person with a concrete, articulable legal injury has the right to seek relief from a court of competent jurisdiction; the Legislature may not structure the judicial system in a manner that leaves any category of legal injury without a forum for relief.</w:t>
+      </w:r>
+    </w:p>
+    <w:p>
+      <w:pPr>
+        <w:spacing w:after="120"/>
+        <w:ind w:left="431"/>
+        <w:jc w:val="both"/>
+      </w:pPr>
+      <w:r>
+        <w:rPr>
+          <w:rFonts w:ascii="Garamond" w:eastAsia="Garamond" w:hAnsi="Garamond" w:cs="Garamond"/>
+          <w:color w:val="2A2A2A"/>
+          <w:sz w:val="22"/>
+          <w:szCs w:val="22"/>
+        </w:rPr>
+        <w:t xml:space="preserve">(5) The SC has original jurisdiction over:</w:t>
+      </w:r>
+    </w:p>
+    <w:p>
+      <w:pPr>
+        <w:spacing w:after="120"/>
+        <w:ind w:left="720"/>
+        <w:jc w:val="both"/>
+      </w:pPr>
+      <w:r>
+        <w:rPr>
+          <w:rFonts w:ascii="Garamond" w:eastAsia="Garamond" w:hAnsi="Garamond" w:cs="Garamond"/>
+          <w:color w:val="2A2A2A"/>
+          <w:sz w:val="22"/>
+          <w:szCs w:val="22"/>
+        </w:rPr>
+        <w:t xml:space="preserve">— constitutional disputes between States, between a State and the federal government, and constitutional challenges to federal statutes;</w:t>
+      </w:r>
+    </w:p>
+    <w:p>
+      <w:pPr>
+        <w:spacing w:after="120"/>
+        <w:ind w:left="720"/>
+        <w:jc w:val="both"/>
+      </w:pPr>
+      <w:r>
+        <w:rPr>
+          <w:rFonts w:ascii="Garamond" w:eastAsia="Garamond" w:hAnsi="Garamond" w:cs="Garamond"/>
+          <w:color w:val="2A2A2A"/>
+          <w:sz w:val="22"/>
+          <w:szCs w:val="22"/>
+        </w:rPr>
+        <w:t xml:space="preserve">— disputes between the Legat Consul and Civic Consul concerning their respective constitutional domains under §2.1;</w:t>
+      </w:r>
+    </w:p>
+    <w:p>
+      <w:pPr>
+        <w:spacing w:after="120"/>
+        <w:ind w:left="720"/>
+        <w:jc w:val="both"/>
+      </w:pPr>
+      <w:r>
+        <w:rPr>
+          <w:rFonts w:ascii="Garamond" w:eastAsia="Garamond" w:hAnsi="Garamond" w:cs="Garamond"/>
+          <w:color w:val="2A2A2A"/>
+          <w:sz w:val="22"/>
+          <w:szCs w:val="22"/>
+        </w:rPr>
+        <w:t xml:space="preserve">— constitutional challenges involving constitutionally independent institutions where their independence protections make inferior court review structurally inappropriate;</w:t>
+      </w:r>
+    </w:p>
+    <w:p>
+      <w:pPr>
+        <w:spacing w:after="120"/>
+        <w:ind w:left="720"/>
+        <w:jc w:val="both"/>
+      </w:pPr>
+      <w:r>
+        <w:rPr>
+          <w:rFonts w:ascii="Garamond" w:eastAsia="Garamond" w:hAnsi="Garamond" w:cs="Garamond"/>
+          <w:color w:val="2A2A2A"/>
+          <w:sz w:val="22"/>
+          <w:szCs w:val="22"/>
+        </w:rPr>
+        <w:t xml:space="preserve">— emergency rights claims brought directly under §16.2;</w:t>
+      </w:r>
+    </w:p>
+    <w:p>
+      <w:pPr>
+        <w:spacing w:after="120"/>
+        <w:ind w:left="720"/>
+        <w:jc w:val="both"/>
+      </w:pPr>
+      <w:r>
+        <w:rPr>
+          <w:rFonts w:ascii="Garamond" w:eastAsia="Garamond" w:hAnsi="Garamond" w:cs="Garamond"/>
+          <w:color w:val="2A2A2A"/>
+          <w:sz w:val="22"/>
+          <w:szCs w:val="22"/>
+        </w:rPr>
+        <w:t xml:space="preserve">— and disputes over the consistency of ratified amendments with entrenched provisions under §17.3.</w:t>
+      </w:r>
+    </w:p>
+    <w:p>
+      <w:pPr>
+        <w:spacing w:after="120"/>
+        <w:ind w:left="431"/>
+        <w:jc w:val="both"/>
+      </w:pPr>
+      <w:r>
+        <w:rPr>
+          <w:rFonts w:ascii="Garamond" w:eastAsia="Garamond" w:hAnsi="Garamond" w:cs="Garamond"/>
+          <w:color w:val="2A2A2A"/>
+          <w:sz w:val="22"/>
+          <w:szCs w:val="22"/>
+        </w:rPr>
+        <w:t xml:space="preserve">(6) A four-justice emergency panel drawn by rotation holds jurisdiction over constitutional challenges to immediate defensive military authority under §2.2 during active operations and must rule within the period defined by statute, not to exceed 48 hours. Where the Court has fewer than four seated justices, the emergency panel consists of all seated justices; quorum for emergency panel review is three.</w:t>
+      </w:r>
+    </w:p>
+    <w:p>
+      <w:pPr>
+        <w:spacing w:after="120"/>
+        <w:ind w:left="431"/>
+        <w:jc w:val="both"/>
+      </w:pPr>
+      <w:r>
+        <w:rPr>
+          <w:rFonts w:ascii="Garamond" w:eastAsia="Garamond" w:hAnsi="Garamond" w:cs="Garamond"/>
+          <w:color w:val="2A2A2A"/>
+          <w:sz w:val="22"/>
+          <w:szCs w:val="22"/>
+        </w:rPr>
+        <w:t xml:space="preserve">(7) Where conflict between constitutional actors creates a risk of suspension of lawful governance or constitutionally mandated essential services, the constitutional default is continuity at existing scope pending formal resolution. No constitutional actor may use a refusal to certify, approve, or coordinate to achieve the functional suspension of a constitutional obligation. The SC holds expedited jurisdiction over any dispute in which continuity of lawful governance is at immediate risk.</w:t>
+      </w:r>
+    </w:p>
+    <w:p>
+      <w:pPr>
+        <w:spacing w:after="120"/>
+        <w:ind w:left="431"/>
+        <w:jc w:val="both"/>
+      </w:pPr>
+      <w:r>
+        <w:rPr>
+          <w:rFonts w:ascii="Garamond" w:eastAsia="Garamond" w:hAnsi="Garamond" w:cs="Garamond"/>
+          <w:color w:val="2A2A2A"/>
+          <w:sz w:val="22"/>
+          <w:szCs w:val="22"/>
+        </w:rPr>
+        <w:t xml:space="preserve">(8) Where this Constitution establishes a deadline for an SC ruling, a majority of seated justices may file an extension request within that period specifying the reason and additional time required, published to the NRS; the maximum extension is defined by statute, not to exceed 30 days per extension. The SC may issue interim protective orders of limited scope in matters within its original jurisdiction where delay would cause irreparable harm pending its full ruling, published to the NRS.</w:t>
+      </w:r>
+    </w:p>
+    <w:p>
+      <w:pPr>
+        <w:spacing w:after="120"/>
+        <w:ind w:left="431"/>
+        <w:jc w:val="both"/>
+      </w:pPr>
+      <w:r>
+        <w:rPr>
+          <w:rFonts w:ascii="Garamond" w:eastAsia="Garamond" w:hAnsi="Garamond" w:cs="Garamond"/>
+          <w:color w:val="2A2A2A"/>
+          <w:sz w:val="22"/>
+          <w:szCs w:val="22"/>
+        </w:rPr>
+        <w:t xml:space="preserve">(9) The SC's failure to rule within any constitutionally required period produces no substantive constitutional outcome by operation of that failure; the petitioning party may reinitiate under any procedure applicable to the underlying matter.</w:t>
       </w:r>
     </w:p>
     <w:p>

--- a/Federated Republic Constitution 260713.docx
+++ b/Federated Republic Constitution 260713.docx
@@ -4550,7 +4550,135 @@
           <w:sz w:val="22"/>
           <w:szCs w:val="22"/>
         </w:rPr>
-        <w:t>Only the federal government may remove individuals from the Republic. Removal occurs only for violations of laws the Legislature has defined — executive detention without statutory basis is unlawful detention subject to habeas corpus. Federal certification denials are judicially challengeable on three grounds: criterion not established under the federal certification mandate; discriminatory grounds contrary to §1.6; or procedural violation affecting the outcome. State sponsorship denials are not reviewable on the merits of the sponsorship decision but are challengeable as constitutional violations where made on §1.6 discriminatory grounds — a court finding discrimination may order reconsideration free of discriminatory criteria but may not compel sponsorship. Court decisions on State sponsorship challenges brought on §1.6 grounds are published to the NRS; personally identifying information of applicants who are not public figures as defined by statute is protected consistent with §1.7. Where federal certification is denied on national security grounds, a reviewing court may examine the classified assessment in camera to determine whether it constitutes a credible, specific, and documented security concern; where the court finds the assessment insufficient, the denial is vacated and federal certification must be reconsidered on the remaining criteria. All removal proceedings and challenge proceedings under this section carry the right to legal representation; where an applicant cannot afford representation, counsel is appointed at public expense.</w:t>
+        <w:t xml:space="preserve">(1) Only the federal government may remove individuals from the Republic. Removal occurs only for violations of laws the Legislature has defined — executive detention without statutory basis is unlawful detention subject to habeas corpus.</w:t>
+      </w:r>
+    </w:p>
+    <w:p>
+      <w:pPr>
+        <w:spacing w:after="120"/>
+        <w:ind w:left="431"/>
+        <w:jc w:val="both"/>
+      </w:pPr>
+      <w:r>
+        <w:rPr>
+          <w:rFonts w:ascii="Garamond" w:eastAsia="Garamond" w:hAnsi="Garamond" w:cs="Garamond"/>
+          <w:color w:val="2A2A2A"/>
+          <w:sz w:val="22"/>
+          <w:szCs w:val="22"/>
+        </w:rPr>
+        <w:t xml:space="preserve">(2) Federal certification denials are judicially challengeable on three grounds:</w:t>
+      </w:r>
+    </w:p>
+    <w:p>
+      <w:pPr>
+        <w:spacing w:after="120"/>
+        <w:ind w:left="720"/>
+        <w:jc w:val="both"/>
+      </w:pPr>
+      <w:r>
+        <w:rPr>
+          <w:rFonts w:ascii="Garamond" w:eastAsia="Garamond" w:hAnsi="Garamond" w:cs="Garamond"/>
+          <w:color w:val="2A2A2A"/>
+          <w:sz w:val="22"/>
+          <w:szCs w:val="22"/>
+        </w:rPr>
+        <w:t xml:space="preserve">— criterion not established under the federal certification mandate;</w:t>
+      </w:r>
+    </w:p>
+    <w:p>
+      <w:pPr>
+        <w:spacing w:after="120"/>
+        <w:ind w:left="720"/>
+        <w:jc w:val="both"/>
+      </w:pPr>
+      <w:r>
+        <w:rPr>
+          <w:rFonts w:ascii="Garamond" w:eastAsia="Garamond" w:hAnsi="Garamond" w:cs="Garamond"/>
+          <w:color w:val="2A2A2A"/>
+          <w:sz w:val="22"/>
+          <w:szCs w:val="22"/>
+        </w:rPr>
+        <w:t xml:space="preserve">— discriminatory grounds contrary to §1.6;</w:t>
+      </w:r>
+    </w:p>
+    <w:p>
+      <w:pPr>
+        <w:spacing w:after="120"/>
+        <w:ind w:left="720"/>
+        <w:jc w:val="both"/>
+      </w:pPr>
+      <w:r>
+        <w:rPr>
+          <w:rFonts w:ascii="Garamond" w:eastAsia="Garamond" w:hAnsi="Garamond" w:cs="Garamond"/>
+          <w:color w:val="2A2A2A"/>
+          <w:sz w:val="22"/>
+          <w:szCs w:val="22"/>
+        </w:rPr>
+        <w:t xml:space="preserve">— or procedural violation affecting the outcome.</w:t>
+      </w:r>
+    </w:p>
+    <w:p>
+      <w:pPr>
+        <w:spacing w:after="120"/>
+        <w:ind w:left="431"/>
+        <w:jc w:val="both"/>
+      </w:pPr>
+      <w:r>
+        <w:rPr>
+          <w:rFonts w:ascii="Garamond" w:eastAsia="Garamond" w:hAnsi="Garamond" w:cs="Garamond"/>
+          <w:color w:val="2A2A2A"/>
+          <w:sz w:val="22"/>
+          <w:szCs w:val="22"/>
+        </w:rPr>
+        <w:t xml:space="preserve">(3) State sponsorship denials are not reviewable on the merits of the sponsorship decision but are challengeable as constitutional violations where made on §1.6 discriminatory grounds — a court finding discrimination may order reconsideration free of discriminatory criteria but may not compel sponsorship.</w:t>
+      </w:r>
+    </w:p>
+    <w:p>
+      <w:pPr>
+        <w:spacing w:after="120"/>
+        <w:ind w:left="431"/>
+        <w:jc w:val="both"/>
+      </w:pPr>
+      <w:r>
+        <w:rPr>
+          <w:rFonts w:ascii="Garamond" w:eastAsia="Garamond" w:hAnsi="Garamond" w:cs="Garamond"/>
+          <w:color w:val="2A2A2A"/>
+          <w:sz w:val="22"/>
+          <w:szCs w:val="22"/>
+        </w:rPr>
+        <w:t xml:space="preserve">(4) Court decisions on State sponsorship challenges brought on §1.6 grounds are published to the NRS; personally identifying information of applicants who are not public figures as defined by statute is protected consistent with §1.7.</w:t>
+      </w:r>
+    </w:p>
+    <w:p>
+      <w:pPr>
+        <w:spacing w:after="120"/>
+        <w:ind w:left="431"/>
+        <w:jc w:val="both"/>
+      </w:pPr>
+      <w:r>
+        <w:rPr>
+          <w:rFonts w:ascii="Garamond" w:eastAsia="Garamond" w:hAnsi="Garamond" w:cs="Garamond"/>
+          <w:color w:val="2A2A2A"/>
+          <w:sz w:val="22"/>
+          <w:szCs w:val="22"/>
+        </w:rPr>
+        <w:t xml:space="preserve">(5) Where federal certification is denied on national security grounds, a reviewing court may examine the classified assessment in camera to determine whether it constitutes a credible, specific, and documented security concern; where the court finds the assessment insufficient, the denial is vacated and federal certification must be reconsidered on the remaining criteria.</w:t>
+      </w:r>
+    </w:p>
+    <w:p>
+      <w:pPr>
+        <w:spacing w:after="120"/>
+        <w:ind w:left="431"/>
+        <w:jc w:val="both"/>
+      </w:pPr>
+      <w:r>
+        <w:rPr>
+          <w:rFonts w:ascii="Garamond" w:eastAsia="Garamond" w:hAnsi="Garamond" w:cs="Garamond"/>
+          <w:color w:val="2A2A2A"/>
+          <w:sz w:val="22"/>
+          <w:szCs w:val="22"/>
+        </w:rPr>
+        <w:t xml:space="preserve">(6) All removal proceedings and challenge proceedings under this section carry the right to legal representation; where an applicant cannot afford representation, counsel is appointed at public expense.</w:t>
       </w:r>
     </w:p>
     <w:p>
@@ -4594,9 +4722,231 @@
           <w:sz w:val="22"/>
           <w:szCs w:val="22"/>
         </w:rPr>
-        <w:t xml:space="preserve">Asylum proceedings operate on a separate constitutional track from the dual-gate system. Any person who files an asylum claim under §1.21 is an Inhabitant from the date of filing — entitled to Article I protections and social state access. Claims must be determined before any removal order takes effect. A claim filed solely to delay a final removal order may be expedited under procedures the Legislature defines, consistent with the right to a fair hearing. Where the Asylum Court grants protection, the person receives federal residency credentials by operation of that grant; State sponsorship and federal certification are not required conditions. The manner of entry does not affect the right to claim asylum or have that claim determined. No penalty arising solely from irregular entry may be imposed on a person whose claim is pending or has been granted. Asylum proceedings must provide: a qualified adjudicator, interpreter access, the right to present evidence and witnesses, the right to legal representation with appointed counsel at public expense where the applicant cannot afford representation, a written decision with grounds, and a right of appeal — regardless of point of entry. The asylum proceedings statute must ensure accessibility to persons in Territories and geographically remote areas. The Asylum Court is a federal judicial institution constitutionally independent of both executive branches. Its judges are appointed under §4.2 and hold full tenure protections. The Legislature may not establish any asylum determination body as a subdivision or instrumentality of either executive branch. An unaccompanied minor arriving in the Republic is an </w:t>
-        <w:lastRenderedPageBreak/>
-        <w:t>Inhabitant from the moment of contact and holds full §1.21 protection. A federal legal guardian must be appointed by the federal court with jurisdiction over the point of contact within 72 hours. No unaccompanied minor may be detained in a facility not specifically designated and resourced for children.</w:t>
+        <w:t xml:space="preserve">(1) Asylum proceedings operate on a separate constitutional track from the dual-gate system. Any person who files an asylum claim under §1.21 is an Inhabitant from the date of filing — entitled to Article I protections and social state access.</w:t>
+      </w:r>
+    </w:p>
+    <w:p>
+      <w:pPr>
+        <w:spacing w:after="120"/>
+        <w:ind w:left="431"/>
+        <w:jc w:val="both"/>
+      </w:pPr>
+      <w:r>
+        <w:rPr>
+          <w:rFonts w:ascii="Garamond" w:eastAsia="Garamond" w:hAnsi="Garamond" w:cs="Garamond"/>
+          <w:color w:val="2A2A2A"/>
+          <w:sz w:val="22"/>
+          <w:szCs w:val="22"/>
+        </w:rPr>
+        <w:t xml:space="preserve">(2) Claims must be determined before any removal order takes effect. A claim filed solely to delay a final removal order may be expedited under procedures the Legislature defines, consistent with the right to a fair hearing.</w:t>
+      </w:r>
+    </w:p>
+    <w:p>
+      <w:pPr>
+        <w:spacing w:after="120"/>
+        <w:ind w:left="431"/>
+        <w:jc w:val="both"/>
+      </w:pPr>
+      <w:r>
+        <w:rPr>
+          <w:rFonts w:ascii="Garamond" w:eastAsia="Garamond" w:hAnsi="Garamond" w:cs="Garamond"/>
+          <w:color w:val="2A2A2A"/>
+          <w:sz w:val="22"/>
+          <w:szCs w:val="22"/>
+        </w:rPr>
+        <w:t xml:space="preserve">(3) Where the Asylum Court grants protection, the person receives federal residency credentials by operation of that grant; State sponsorship and federal certification are not required conditions.</w:t>
+      </w:r>
+    </w:p>
+    <w:p>
+      <w:pPr>
+        <w:spacing w:after="120"/>
+        <w:ind w:left="431"/>
+        <w:jc w:val="both"/>
+      </w:pPr>
+      <w:r>
+        <w:rPr>
+          <w:rFonts w:ascii="Garamond" w:eastAsia="Garamond" w:hAnsi="Garamond" w:cs="Garamond"/>
+          <w:color w:val="2A2A2A"/>
+          <w:sz w:val="22"/>
+          <w:szCs w:val="22"/>
+        </w:rPr>
+        <w:t xml:space="preserve">(4) The manner of entry does not affect the right to claim asylum or have that claim determined. No penalty arising solely from irregular entry may be imposed on a person whose claim is pending or has been granted.</w:t>
+      </w:r>
+    </w:p>
+    <w:p>
+      <w:pPr>
+        <w:spacing w:after="120"/>
+        <w:ind w:left="431"/>
+        <w:jc w:val="both"/>
+      </w:pPr>
+      <w:r>
+        <w:rPr>
+          <w:rFonts w:ascii="Garamond" w:eastAsia="Garamond" w:hAnsi="Garamond" w:cs="Garamond"/>
+          <w:color w:val="2A2A2A"/>
+          <w:sz w:val="22"/>
+          <w:szCs w:val="22"/>
+        </w:rPr>
+        <w:t xml:space="preserve">(5) Asylum proceedings must provide:</w:t>
+      </w:r>
+    </w:p>
+    <w:p>
+      <w:pPr>
+        <w:spacing w:after="120"/>
+        <w:ind w:left="720"/>
+        <w:jc w:val="both"/>
+      </w:pPr>
+      <w:r>
+        <w:rPr>
+          <w:rFonts w:ascii="Garamond" w:eastAsia="Garamond" w:hAnsi="Garamond" w:cs="Garamond"/>
+          <w:color w:val="2A2A2A"/>
+          <w:sz w:val="22"/>
+          <w:szCs w:val="22"/>
+        </w:rPr>
+        <w:t xml:space="preserve">— a qualified adjudicator,</w:t>
+      </w:r>
+    </w:p>
+    <w:p>
+      <w:pPr>
+        <w:spacing w:after="120"/>
+        <w:ind w:left="720"/>
+        <w:jc w:val="both"/>
+      </w:pPr>
+      <w:r>
+        <w:rPr>
+          <w:rFonts w:ascii="Garamond" w:eastAsia="Garamond" w:hAnsi="Garamond" w:cs="Garamond"/>
+          <w:color w:val="2A2A2A"/>
+          <w:sz w:val="22"/>
+          <w:szCs w:val="22"/>
+        </w:rPr>
+        <w:t xml:space="preserve">— interpreter access,</w:t>
+      </w:r>
+    </w:p>
+    <w:p>
+      <w:pPr>
+        <w:spacing w:after="120"/>
+        <w:ind w:left="720"/>
+        <w:jc w:val="both"/>
+      </w:pPr>
+      <w:r>
+        <w:rPr>
+          <w:rFonts w:ascii="Garamond" w:eastAsia="Garamond" w:hAnsi="Garamond" w:cs="Garamond"/>
+          <w:color w:val="2A2A2A"/>
+          <w:sz w:val="22"/>
+          <w:szCs w:val="22"/>
+        </w:rPr>
+        <w:t xml:space="preserve">— the right to present evidence and witnesses,</w:t>
+      </w:r>
+    </w:p>
+    <w:p>
+      <w:pPr>
+        <w:spacing w:after="120"/>
+        <w:ind w:left="720"/>
+        <w:jc w:val="both"/>
+      </w:pPr>
+      <w:r>
+        <w:rPr>
+          <w:rFonts w:ascii="Garamond" w:eastAsia="Garamond" w:hAnsi="Garamond" w:cs="Garamond"/>
+          <w:color w:val="2A2A2A"/>
+          <w:sz w:val="22"/>
+          <w:szCs w:val="22"/>
+        </w:rPr>
+        <w:t xml:space="preserve">— the right to legal representation with appointed counsel at public expense where the applicant cannot afford representation,</w:t>
+      </w:r>
+    </w:p>
+    <w:p>
+      <w:pPr>
+        <w:spacing w:after="120"/>
+        <w:ind w:left="720"/>
+        <w:jc w:val="both"/>
+      </w:pPr>
+      <w:r>
+        <w:rPr>
+          <w:rFonts w:ascii="Garamond" w:eastAsia="Garamond" w:hAnsi="Garamond" w:cs="Garamond"/>
+          <w:color w:val="2A2A2A"/>
+          <w:sz w:val="22"/>
+          <w:szCs w:val="22"/>
+        </w:rPr>
+        <w:t xml:space="preserve">— a written decision with grounds,</w:t>
+      </w:r>
+    </w:p>
+    <w:p>
+      <w:pPr>
+        <w:spacing w:after="120"/>
+        <w:ind w:left="720"/>
+        <w:jc w:val="both"/>
+      </w:pPr>
+      <w:r>
+        <w:rPr>
+          <w:rFonts w:ascii="Garamond" w:eastAsia="Garamond" w:hAnsi="Garamond" w:cs="Garamond"/>
+          <w:color w:val="2A2A2A"/>
+          <w:sz w:val="22"/>
+          <w:szCs w:val="22"/>
+        </w:rPr>
+        <w:t xml:space="preserve">— and a right of appeal — regardless of point of entry.</w:t>
+      </w:r>
+    </w:p>
+    <w:p>
+      <w:pPr>
+        <w:spacing w:after="120"/>
+        <w:ind w:left="431"/>
+        <w:jc w:val="both"/>
+      </w:pPr>
+      <w:r>
+        <w:rPr>
+          <w:rFonts w:ascii="Garamond" w:eastAsia="Garamond" w:hAnsi="Garamond" w:cs="Garamond"/>
+          <w:color w:val="2A2A2A"/>
+          <w:sz w:val="22"/>
+          <w:szCs w:val="22"/>
+        </w:rPr>
+        <w:t xml:space="preserve">The asylum proceedings statute must ensure accessibility to persons in Territories and geographically remote areas.</w:t>
+      </w:r>
+    </w:p>
+    <w:p>
+      <w:pPr>
+        <w:spacing w:after="120"/>
+        <w:ind w:left="431"/>
+        <w:jc w:val="both"/>
+      </w:pPr>
+      <w:r>
+        <w:rPr>
+          <w:rFonts w:ascii="Garamond" w:eastAsia="Garamond" w:hAnsi="Garamond" w:cs="Garamond"/>
+          <w:color w:val="2A2A2A"/>
+          <w:sz w:val="22"/>
+          <w:szCs w:val="22"/>
+        </w:rPr>
+        <w:t xml:space="preserve">(6) The Asylum Court is a federal judicial institution constitutionally independent of both executive branches. Its judges are appointed under §4.2 and hold full tenure protections. The Legislature may not establish any asylum determination body as a subdivision or instrumentality of either executive branch.</w:t>
+      </w:r>
+    </w:p>
+    <w:p>
+      <w:pPr>
+        <w:spacing w:after="120"/>
+        <w:ind w:left="431"/>
+        <w:jc w:val="both"/>
+      </w:pPr>
+      <w:r>
+        <w:rPr>
+          <w:rFonts w:ascii="Garamond" w:eastAsia="Garamond" w:hAnsi="Garamond" w:cs="Garamond"/>
+          <w:color w:val="2A2A2A"/>
+          <w:sz w:val="22"/>
+          <w:szCs w:val="22"/>
+        </w:rPr>
+        <w:t xml:space="preserve">(7) An unaccompanied minor arriving in the Republic is an Inhabitant from the moment of contact and holds full §1.21 protection. A federal legal guardian must be appointed by the federal court with jurisdiction over the point of contact within 72 hours.</w:t>
+      </w:r>
+    </w:p>
+    <w:p>
+      <w:pPr>
+        <w:spacing w:after="120"/>
+        <w:ind w:left="431"/>
+        <w:jc w:val="both"/>
+      </w:pPr>
+      <w:r>
+        <w:rPr>
+          <w:rFonts w:ascii="Garamond" w:eastAsia="Garamond" w:hAnsi="Garamond" w:cs="Garamond"/>
+          <w:color w:val="2A2A2A"/>
+          <w:sz w:val="22"/>
+          <w:szCs w:val="22"/>
+        </w:rPr>
+        <w:t xml:space="preserve">(8) No unaccompanied minor may be detained in a facility not specifically designated and resourced for children.</w:t>
       </w:r>
     </w:p>
     <w:p>

--- a/Federated Republic Constitution 260713.docx
+++ b/Federated Republic Constitution 260713.docx
@@ -5097,7 +5097,103 @@
           <w:sz w:val="22"/>
           <w:szCs w:val="22"/>
         </w:rPr>
-        <w:t>The Legat Consul is elected through two concurrent requirements: a national RCV majority and a State plurality qualification. A candidate wins outright by satisfying both. Where a candidate's national RCV majority reaches or exceeds 60% of votes cast, the State plurality requirement is waived. Where no candidate wins outright, a runoff is conducted between the two candidates with the highest national first-preference totals, determined by national RCV only with no State plurality requirement; where two candidates are tied for the second position, the Elections Panel determines which advances by lot. Where the runoff itself produces a tied result, the Elections Panel determines the winner by lot in a public session; the result is published to the NRS and is final. The Elections Panel administers and certifies all consular elections. Territory citizens vote in consular elections and their votes count in the national RCV total; Territories are not included in the State plurality calculation. A candidate satisfies the State plurality requirement by receiving more first-preference votes than any other candidate in a majority of the Republic's States. The Elections Panel certifies State-by-State first-preference results as part of overall election certification. Certification is final and may be challenged only before the SC within 14 days of certification by either candidate, any State or Territory government on the ground that the certification does not accurately reflect votes cast within its jurisdiction, or the Elections Panel itself where it identifies a material error in its own certification.</w:t>
+        <w:t xml:space="preserve">(1) The Legat Consul is elected through two concurrent requirements: a national RCV majority and a State plurality qualification. A candidate wins outright by satisfying both.</w:t>
+      </w:r>
+    </w:p>
+    <w:p>
+      <w:pPr>
+        <w:spacing w:after="120"/>
+        <w:ind w:left="431"/>
+        <w:jc w:val="both"/>
+      </w:pPr>
+      <w:r>
+        <w:rPr>
+          <w:rFonts w:ascii="Garamond" w:eastAsia="Garamond" w:hAnsi="Garamond" w:cs="Garamond"/>
+          <w:color w:val="2A2A2A"/>
+          <w:sz w:val="22"/>
+          <w:szCs w:val="22"/>
+        </w:rPr>
+        <w:t xml:space="preserve">(2) Where a candidate's national RCV majority reaches or exceeds 60% of votes cast, the State plurality requirement is waived.</w:t>
+      </w:r>
+    </w:p>
+    <w:p>
+      <w:pPr>
+        <w:spacing w:after="120"/>
+        <w:ind w:left="431"/>
+        <w:jc w:val="both"/>
+      </w:pPr>
+      <w:r>
+        <w:rPr>
+          <w:rFonts w:ascii="Garamond" w:eastAsia="Garamond" w:hAnsi="Garamond" w:cs="Garamond"/>
+          <w:color w:val="2A2A2A"/>
+          <w:sz w:val="22"/>
+          <w:szCs w:val="22"/>
+        </w:rPr>
+        <w:t xml:space="preserve">(3) Where no candidate wins outright, a runoff is conducted between the two candidates with the highest national first-preference totals, determined by national RCV only with no State plurality requirement; where two candidates are tied for the second position, the Elections Panel determines which advances by lot.</w:t>
+      </w:r>
+    </w:p>
+    <w:p>
+      <w:pPr>
+        <w:spacing w:after="120"/>
+        <w:ind w:left="431"/>
+        <w:jc w:val="both"/>
+      </w:pPr>
+      <w:r>
+        <w:rPr>
+          <w:rFonts w:ascii="Garamond" w:eastAsia="Garamond" w:hAnsi="Garamond" w:cs="Garamond"/>
+          <w:color w:val="2A2A2A"/>
+          <w:sz w:val="22"/>
+          <w:szCs w:val="22"/>
+        </w:rPr>
+        <w:t xml:space="preserve">(4) Where the runoff itself produces a tied result, the Elections Panel determines the winner by lot in a public session; the result is published to the NRS and is final. The Elections Panel administers and certifies all consular elections.</w:t>
+      </w:r>
+    </w:p>
+    <w:p>
+      <w:pPr>
+        <w:spacing w:after="120"/>
+        <w:ind w:left="431"/>
+        <w:jc w:val="both"/>
+      </w:pPr>
+      <w:r>
+        <w:rPr>
+          <w:rFonts w:ascii="Garamond" w:eastAsia="Garamond" w:hAnsi="Garamond" w:cs="Garamond"/>
+          <w:color w:val="2A2A2A"/>
+          <w:sz w:val="22"/>
+          <w:szCs w:val="22"/>
+        </w:rPr>
+        <w:t xml:space="preserve">(5) Territory citizens vote in consular elections and their votes count in the national RCV total; Territories are not included in the State plurality calculation.</w:t>
+      </w:r>
+    </w:p>
+    <w:p>
+      <w:pPr>
+        <w:spacing w:after="120"/>
+        <w:ind w:left="431"/>
+        <w:jc w:val="both"/>
+      </w:pPr>
+      <w:r>
+        <w:rPr>
+          <w:rFonts w:ascii="Garamond" w:eastAsia="Garamond" w:hAnsi="Garamond" w:cs="Garamond"/>
+          <w:color w:val="2A2A2A"/>
+          <w:sz w:val="22"/>
+          <w:szCs w:val="22"/>
+        </w:rPr>
+        <w:t xml:space="preserve">(6) A candidate satisfies the State plurality requirement by receiving more first-preference votes than any other candidate in a majority of the Republic's States. The Elections Panel certifies State-by-State first-preference results as part of overall election certification.</w:t>
+      </w:r>
+    </w:p>
+    <w:p>
+      <w:pPr>
+        <w:spacing w:after="120"/>
+        <w:ind w:left="431"/>
+        <w:jc w:val="both"/>
+      </w:pPr>
+      <w:r>
+        <w:rPr>
+          <w:rFonts w:ascii="Garamond" w:eastAsia="Garamond" w:hAnsi="Garamond" w:cs="Garamond"/>
+          <w:color w:val="2A2A2A"/>
+          <w:sz w:val="22"/>
+          <w:szCs w:val="22"/>
+        </w:rPr>
+        <w:t xml:space="preserve">(7) Certification is final and may be challenged only before the SC within 14 days of certification by either candidate, any State or Territory government on the ground that the certification does not accurately reflect votes cast within its jurisdiction, or the Elections Panel itself where it identifies a material error in its own certification.</w:t>
       </w:r>
     </w:p>
     <w:p>
@@ -5141,7 +5237,87 @@
           <w:sz w:val="22"/>
           <w:szCs w:val="22"/>
         </w:rPr>
-        <w:t>Federal elections are held at regular intervals: Assembly elections every two years; Senate elections on the staggered six-year cycle; Consular elections every six years. All federal elections use Ranked Choice Voting — majority required, not plurality; Consular elections use RCV within the framework of §7.1, which adds the State plurality requirement. The Legislature defines by statute the specific timing, duration, and structure of the federal electoral period within these constitutional floors. Federal elections are administered by the States within standards established and enforced by the Elections Panel; all state election systems must connect to and operate through the National Voting System, free from executive interference. The Legat Consul may not declare, postpone, or influence the scheduling of elections — including declaring emergencies that have the effect of delaying them. No State may take any action that reduces NVS access, functionality, or availability within its territory. States may offer early voting, mail-in ballots, and alternative participation methods provided all methods connect to the NVS and meet Elections Panel standards. The Republic shall provide such financial and technical assistance as is necessary to ensure every State has the capacity to procure certified equipment and meet federal election standards; the Legislature establishes the assistance mechanism and eligibility criteria by statute; the Elections Panel certifies whether assistance has been sufficient to bring each State into compliance.</w:t>
+        <w:t xml:space="preserve">(1) Federal elections are held at regular intervals: Assembly elections every two years; Senate elections on the staggered six-year cycle; Consular elections every six years.</w:t>
+      </w:r>
+    </w:p>
+    <w:p>
+      <w:pPr>
+        <w:spacing w:after="120"/>
+        <w:ind w:left="431"/>
+        <w:jc w:val="both"/>
+      </w:pPr>
+      <w:r>
+        <w:rPr>
+          <w:rFonts w:ascii="Garamond" w:eastAsia="Garamond" w:hAnsi="Garamond" w:cs="Garamond"/>
+          <w:color w:val="2A2A2A"/>
+          <w:sz w:val="22"/>
+          <w:szCs w:val="22"/>
+        </w:rPr>
+        <w:t xml:space="preserve">(2) All federal elections use Ranked Choice Voting — majority required, not plurality; Consular elections use RCV within the framework of §7.1, which adds the State plurality requirement.</w:t>
+      </w:r>
+    </w:p>
+    <w:p>
+      <w:pPr>
+        <w:spacing w:after="120"/>
+        <w:ind w:left="431"/>
+        <w:jc w:val="both"/>
+      </w:pPr>
+      <w:r>
+        <w:rPr>
+          <w:rFonts w:ascii="Garamond" w:eastAsia="Garamond" w:hAnsi="Garamond" w:cs="Garamond"/>
+          <w:color w:val="2A2A2A"/>
+          <w:sz w:val="22"/>
+          <w:szCs w:val="22"/>
+        </w:rPr>
+        <w:t xml:space="preserve">(3) The Legislature defines by statute the specific timing, duration, and structure of the federal electoral period within these constitutional floors.</w:t>
+      </w:r>
+    </w:p>
+    <w:p>
+      <w:pPr>
+        <w:spacing w:after="120"/>
+        <w:ind w:left="431"/>
+        <w:jc w:val="both"/>
+      </w:pPr>
+      <w:r>
+        <w:rPr>
+          <w:rFonts w:ascii="Garamond" w:eastAsia="Garamond" w:hAnsi="Garamond" w:cs="Garamond"/>
+          <w:color w:val="2A2A2A"/>
+          <w:sz w:val="22"/>
+          <w:szCs w:val="22"/>
+        </w:rPr>
+        <w:t xml:space="preserve">(4) Federal elections are administered by the States within standards established and enforced by the Elections Panel; all state election systems must connect to and operate through the National Voting System, free from executive interference.</w:t>
+      </w:r>
+    </w:p>
+    <w:p>
+      <w:pPr>
+        <w:spacing w:after="120"/>
+        <w:ind w:left="431"/>
+        <w:jc w:val="both"/>
+      </w:pPr>
+      <w:r>
+        <w:rPr>
+          <w:rFonts w:ascii="Garamond" w:eastAsia="Garamond" w:hAnsi="Garamond" w:cs="Garamond"/>
+          <w:color w:val="2A2A2A"/>
+          <w:sz w:val="22"/>
+          <w:szCs w:val="22"/>
+        </w:rPr>
+        <w:t xml:space="preserve">(5) The Legat Consul may not declare, postpone, or influence the scheduling of elections — including declaring emergencies that have the effect of delaying them. No State may take any action that reduces NVS access, functionality, or availability within its territory. States may offer early voting, mail-in ballots, and alternative participation methods provided all methods connect to the NVS and meet Elections Panel standards.</w:t>
+      </w:r>
+    </w:p>
+    <w:p>
+      <w:pPr>
+        <w:spacing w:after="120"/>
+        <w:ind w:left="431"/>
+        <w:jc w:val="both"/>
+      </w:pPr>
+      <w:r>
+        <w:rPr>
+          <w:rFonts w:ascii="Garamond" w:eastAsia="Garamond" w:hAnsi="Garamond" w:cs="Garamond"/>
+          <w:color w:val="2A2A2A"/>
+          <w:sz w:val="22"/>
+          <w:szCs w:val="22"/>
+        </w:rPr>
+        <w:t xml:space="preserve">(6) The Republic shall provide such financial and technical assistance as is necessary to ensure every State has the capacity to procure certified equipment and meet federal election standards; the Legislature establishes the assistance mechanism and eligibility criteria by statute; the Elections Panel certifies whether assistance has been sufficient to bring each State into compliance.</w:t>
       </w:r>
     </w:p>
     <w:p>
@@ -7210,7 +7386,103 @@
           <w:sz w:val="22"/>
           <w:szCs w:val="22"/>
         </w:rPr>
-        <w:t xml:space="preserve">Every candidate for federal office, and every person selected or elevated to a federal office without standing for election, shall disclose their criminal history on the official candidacy or acceptance filing, under penalty of perjury; the disclosure is published to the NRS and is available to voters and to any body that selects the officeholder. A person who has made a current disclosure for one federal office satisfies this requirement for elevation to another so long as the disclosure remains accurate. A false or incomplete disclosure is itself a federal offense. No criminal conviction bars a person from federal office except as provided in this section; the weight of a disclosed history is for the voters, or for the selecting body, to judge. A person convicted of insurrection against the Republic, rebellion against the Republic, treason against the Republic, or subversion of a federal election is barred from holding any federal office. These grounds are exhaustive; no other conviction bars a person from federal office, and any change to these grounds requires constitutional amendment. This bar requires a conviction, not an accusation or a pending charge. A person removed from a federal office by an affirmative removal process -- including impeachment, a for-cause removal, a constructive vote of no confidence, or recall -- may not hold or seek that office until the remainder of the electoral cycle in which the removal occurred and one full electoral cycle thereafter have passed. The ordinary expiration of a term, and loss of office through an election, are not removals for purposes of this section.</w:t>
+        <w:t xml:space="preserve">(1) Every candidate for federal office, and every person selected or elevated to a federal office without standing for election, shall disclose their criminal history on the official candidacy or acceptance filing, under penalty of perjury; the disclosure is published to the NRS and is available to voters and to any body that selects the officeholder.</w:t>
+      </w:r>
+    </w:p>
+    <w:p>
+      <w:pPr>
+        <w:spacing w:after="120"/>
+        <w:ind w:left="431"/>
+        <w:jc w:val="both"/>
+      </w:pPr>
+      <w:r>
+        <w:rPr>
+          <w:rFonts w:ascii="Garamond" w:eastAsia="Garamond" w:hAnsi="Garamond" w:cs="Garamond"/>
+          <w:color w:val="2A2A2A"/>
+          <w:sz w:val="22"/>
+          <w:szCs w:val="22"/>
+        </w:rPr>
+        <w:t xml:space="preserve">(2) A person who has made a current disclosure for one federal office satisfies this requirement for elevation to another so long as the disclosure remains accurate.</w:t>
+      </w:r>
+    </w:p>
+    <w:p>
+      <w:pPr>
+        <w:spacing w:after="120"/>
+        <w:ind w:left="431"/>
+        <w:jc w:val="both"/>
+      </w:pPr>
+      <w:r>
+        <w:rPr>
+          <w:rFonts w:ascii="Garamond" w:eastAsia="Garamond" w:hAnsi="Garamond" w:cs="Garamond"/>
+          <w:color w:val="2A2A2A"/>
+          <w:sz w:val="22"/>
+          <w:szCs w:val="22"/>
+        </w:rPr>
+        <w:t xml:space="preserve">(3) A false or incomplete disclosure is itself a federal offense.</w:t>
+      </w:r>
+    </w:p>
+    <w:p>
+      <w:pPr>
+        <w:spacing w:after="120"/>
+        <w:ind w:left="431"/>
+        <w:jc w:val="both"/>
+      </w:pPr>
+      <w:r>
+        <w:rPr>
+          <w:rFonts w:ascii="Garamond" w:eastAsia="Garamond" w:hAnsi="Garamond" w:cs="Garamond"/>
+          <w:color w:val="2A2A2A"/>
+          <w:sz w:val="22"/>
+          <w:szCs w:val="22"/>
+        </w:rPr>
+        <w:t xml:space="preserve">(4) No criminal conviction bars a person from federal office except as provided in this section; the weight of a disclosed history is for the voters, or for the selecting body, to judge.</w:t>
+      </w:r>
+    </w:p>
+    <w:p>
+      <w:pPr>
+        <w:spacing w:after="120"/>
+        <w:ind w:left="431"/>
+        <w:jc w:val="both"/>
+      </w:pPr>
+      <w:r>
+        <w:rPr>
+          <w:rFonts w:ascii="Garamond" w:eastAsia="Garamond" w:hAnsi="Garamond" w:cs="Garamond"/>
+          <w:color w:val="2A2A2A"/>
+          <w:sz w:val="22"/>
+          <w:szCs w:val="22"/>
+        </w:rPr>
+        <w:t xml:space="preserve">(5) A person convicted of insurrection against the Republic, rebellion against the Republic, treason against the Republic, or subversion of a federal election is barred from holding any federal office. These grounds are exhaustive; no other conviction bars a person from federal office, and any change to these grounds requires constitutional amendment.</w:t>
+      </w:r>
+    </w:p>
+    <w:p>
+      <w:pPr>
+        <w:spacing w:after="120"/>
+        <w:ind w:left="431"/>
+        <w:jc w:val="both"/>
+      </w:pPr>
+      <w:r>
+        <w:rPr>
+          <w:rFonts w:ascii="Garamond" w:eastAsia="Garamond" w:hAnsi="Garamond" w:cs="Garamond"/>
+          <w:color w:val="2A2A2A"/>
+          <w:sz w:val="22"/>
+          <w:szCs w:val="22"/>
+        </w:rPr>
+        <w:t xml:space="preserve">(6) This bar requires a conviction, not an accusation or a pending charge.</w:t>
+      </w:r>
+    </w:p>
+    <w:p>
+      <w:pPr>
+        <w:spacing w:after="120"/>
+        <w:ind w:left="431"/>
+        <w:jc w:val="both"/>
+      </w:pPr>
+      <w:r>
+        <w:rPr>
+          <w:rFonts w:ascii="Garamond" w:eastAsia="Garamond" w:hAnsi="Garamond" w:cs="Garamond"/>
+          <w:color w:val="2A2A2A"/>
+          <w:sz w:val="22"/>
+          <w:szCs w:val="22"/>
+        </w:rPr>
+        <w:t xml:space="preserve">(7) A person removed from a federal office by an affirmative removal process -- including impeachment, a for-cause removal, a constructive vote of no confidence, or recall -- may not hold or seek that office until the remainder of the electoral cycle in which the removal occurred and one full electoral cycle thereafter have passed. The ordinary expiration of a term, and loss of office through an election, are not removals for purposes of this section.</w:t>
       </w:r>
     </w:p>
     <w:p>

--- a/Federated Republic Constitution 260713.docx
+++ b/Federated Republic Constitution 260713.docx
@@ -5937,7 +5937,119 @@
           <w:sz w:val="22"/>
           <w:szCs w:val="22"/>
         </w:rPr>
-        <w:t>The JM holds two constitutional mandates: as auditor, it monitors the court system, audits the Elections Panel’s administration of the Judicial Pool, and conducts compliance audits across compact obligations; as certification administrator, it certifies lottery draws and panel selections throughout the constitution. The audit mandate is information-only; the lottery administration mandate is ministerial — the JM administers the process and certifies the result, but cannot influence the outcome. Annual audit responsibilities include: court operations for scope compliance and independence; the Elections Panel for electoral integrity; SC independence; inferior court compliance with jurisdictional limits; and compliance under Article XIV, Article XIX, Article XVI treaty obligations, and Article XX compacts. Any candidate removed from a ballot by the Elections Panel may appeal to the Appellate Court within 14 days; the Court reviews only whether eligibility criteria were correctly applied and must rule within 21 days. The Elections Panel maintains the JM Candidate Pool. Eligibility is limited to former Republic judges — persons who have completed judicial service on a court of record at the trial court level or above, whether in a State court or the Republic's federal court structure — who have been out of active judicial office for at least one year. Former SC justices must have been out of SC service for at least five years. The JM holds no role in constituting or certifying its own candidate pool. The Elections Panel applies the eligibility criteria and enters qualifying applicants into the pool. The LM's ongoing audit encompasses verification of judicial service records; the EM's ongoing audit encompasses financial disclosure review; both publish findings to the NRS. The JMC conducts the lottery in a public session; the outgoing JM Monitor General does not participate. The pool is publicly accessible at all times.</w:t>
+        <w:t xml:space="preserve">(1) The JM holds two constitutional mandates: as auditor, it monitors the court system, audits the Elections Panel's administration of the Judicial Pool, and conducts compliance audits across compact obligations; as certification administrator, it certifies lottery draws and panel selections throughout the constitution.</w:t>
+      </w:r>
+    </w:p>
+    <w:p>
+      <w:pPr>
+        <w:spacing w:after="120"/>
+        <w:ind w:left="431"/>
+        <w:jc w:val="both"/>
+      </w:pPr>
+      <w:r>
+        <w:rPr>
+          <w:rFonts w:ascii="Garamond" w:eastAsia="Garamond" w:hAnsi="Garamond" w:cs="Garamond"/>
+          <w:color w:val="2A2A2A"/>
+          <w:sz w:val="22"/>
+          <w:szCs w:val="22"/>
+        </w:rPr>
+        <w:t xml:space="preserve">(2) The audit mandate is information-only; the lottery administration mandate is ministerial — the JM administers the process and certifies the result, but cannot influence the outcome.</w:t>
+      </w:r>
+    </w:p>
+    <w:p>
+      <w:pPr>
+        <w:spacing w:after="120"/>
+        <w:ind w:left="431"/>
+        <w:jc w:val="both"/>
+      </w:pPr>
+      <w:r>
+        <w:rPr>
+          <w:rFonts w:ascii="Garamond" w:eastAsia="Garamond" w:hAnsi="Garamond" w:cs="Garamond"/>
+          <w:color w:val="2A2A2A"/>
+          <w:sz w:val="22"/>
+          <w:szCs w:val="22"/>
+        </w:rPr>
+        <w:t xml:space="preserve">(3) Annual audit responsibilities include: court operations for scope compliance and independence; the Elections Panel for electoral integrity; SC independence; inferior court compliance with jurisdictional limits; and compliance under Article XIV, Article XIX, Article XVI treaty obligations, and Article XX compacts.</w:t>
+      </w:r>
+    </w:p>
+    <w:p>
+      <w:pPr>
+        <w:spacing w:after="120"/>
+        <w:ind w:left="431"/>
+        <w:jc w:val="both"/>
+      </w:pPr>
+      <w:r>
+        <w:rPr>
+          <w:rFonts w:ascii="Garamond" w:eastAsia="Garamond" w:hAnsi="Garamond" w:cs="Garamond"/>
+          <w:color w:val="2A2A2A"/>
+          <w:sz w:val="22"/>
+          <w:szCs w:val="22"/>
+        </w:rPr>
+        <w:t xml:space="preserve">(4) Any candidate removed from a ballot by the Elections Panel may appeal to the Appellate Court within 14 days; the Court reviews only whether eligibility criteria were correctly applied and must rule within 21 days.</w:t>
+      </w:r>
+    </w:p>
+    <w:p>
+      <w:pPr>
+        <w:spacing w:after="120"/>
+        <w:ind w:left="431"/>
+        <w:jc w:val="both"/>
+      </w:pPr>
+      <w:r>
+        <w:rPr>
+          <w:rFonts w:ascii="Garamond" w:eastAsia="Garamond" w:hAnsi="Garamond" w:cs="Garamond"/>
+          <w:color w:val="2A2A2A"/>
+          <w:sz w:val="22"/>
+          <w:szCs w:val="22"/>
+        </w:rPr>
+        <w:t xml:space="preserve">(5) The Elections Panel maintains the JM Candidate Pool. Eligibility is limited to former Republic judges — persons who have completed judicial service on a court of record at the trial court level or above, whether in a State court or the Republic's federal court structure — who have been out of active judicial office for at least one year. Former SC justices must have been out of SC service for at least five years.</w:t>
+      </w:r>
+    </w:p>
+    <w:p>
+      <w:pPr>
+        <w:spacing w:after="120"/>
+        <w:ind w:left="431"/>
+        <w:jc w:val="both"/>
+      </w:pPr>
+      <w:r>
+        <w:rPr>
+          <w:rFonts w:ascii="Garamond" w:eastAsia="Garamond" w:hAnsi="Garamond" w:cs="Garamond"/>
+          <w:color w:val="2A2A2A"/>
+          <w:sz w:val="22"/>
+          <w:szCs w:val="22"/>
+        </w:rPr>
+        <w:t xml:space="preserve">(6) The JM holds no role in constituting or certifying its own candidate pool. The Elections Panel applies the eligibility criteria and enters qualifying applicants into the pool.</w:t>
+      </w:r>
+    </w:p>
+    <w:p>
+      <w:pPr>
+        <w:spacing w:after="120"/>
+        <w:ind w:left="431"/>
+        <w:jc w:val="both"/>
+      </w:pPr>
+      <w:r>
+        <w:rPr>
+          <w:rFonts w:ascii="Garamond" w:eastAsia="Garamond" w:hAnsi="Garamond" w:cs="Garamond"/>
+          <w:color w:val="2A2A2A"/>
+          <w:sz w:val="22"/>
+          <w:szCs w:val="22"/>
+        </w:rPr>
+        <w:t xml:space="preserve">(7) The LM's ongoing audit encompasses verification of judicial service records; the EM's ongoing audit encompasses financial disclosure review; both publish findings to the NRS.</w:t>
+      </w:r>
+    </w:p>
+    <w:p>
+      <w:pPr>
+        <w:spacing w:after="120"/>
+        <w:ind w:left="431"/>
+        <w:jc w:val="both"/>
+      </w:pPr>
+      <w:r>
+        <w:rPr>
+          <w:rFonts w:ascii="Garamond" w:eastAsia="Garamond" w:hAnsi="Garamond" w:cs="Garamond"/>
+          <w:color w:val="2A2A2A"/>
+          <w:sz w:val="22"/>
+          <w:szCs w:val="22"/>
+        </w:rPr>
+        <w:t xml:space="preserve">(8) The JMC conducts the lottery in a public session; the outgoing JM Monitor General does not participate. The pool is publicly accessible at all times.</w:t>
       </w:r>
     </w:p>
     <w:p>
@@ -6202,7 +6314,119 @@
           <w:sz w:val="22"/>
           <w:szCs w:val="22"/>
         </w:rPr>
-        <w:t>The three Monitor Generals jointly constitute the JMC as the standing coordination body for matters crossing Monitor jurisdictions. The JMC formally houses all jointly administered constitutional functions — including lottery draws and selection processes throughout the constitution. The chair of any joint session is the Monitor General whose domain covers the primary subject matter; where all domains are equally engaged, the chair rotates annually. Two of the three Monitor Generals constitute a quorum for all JMC functions; no mandatory joint function may be permanently blocked by a single Monitor General’s non-participation. Where a Monitor General does not participate in a joint function, their position — if stated — is published to the NRS alongside the joint determination. Where the Monitor Generals cannot reach consensus on a joint matter, each publishes their individual assessment and the disagreement is noted in the permanent NRS record. Sustained non-participation by a single Monitor General is subject to the §9.7.a Institutional Compromise Protocol. The JMC conducts an annual NRS audit covering both operational compliance — whether the NRS is functioning as constitutionally required, accessible, and free of single points of failure — and content integrity — whether all constitutionally required publications across all domains have been made and no records have been altered or deleted. The joint annual NRS audit is published to both chambers. The JMC has no authority to override the individual mandate of any Monitor. Where this Constitution assigns a function to the JMC, the JMC exercises that function collectively by majority vote of participating Monitor Generals and publishes its determinations to the NRS; a dissenting Monitor General’s position is published alongside. The JMC may delegate operational responsibility for any assigned function to one or more individual Monitor Generals without transferring constitutional accountability for the function; it may also coordinate resource allocation across Monitor offices as needed to fulfill assigned functions, provided no Monitor’s capacity to fulfill their individual mandate is diminished.</w:t>
+        <w:t xml:space="preserve">(1) The three Monitor Generals jointly constitute the JMC as the standing coordination body for matters crossing Monitor jurisdictions.</w:t>
+      </w:r>
+    </w:p>
+    <w:p>
+      <w:pPr>
+        <w:spacing w:after="120"/>
+        <w:ind w:left="431"/>
+        <w:jc w:val="both"/>
+      </w:pPr>
+      <w:r>
+        <w:rPr>
+          <w:rFonts w:ascii="Garamond" w:eastAsia="Garamond" w:hAnsi="Garamond" w:cs="Garamond"/>
+          <w:color w:val="2A2A2A"/>
+          <w:sz w:val="22"/>
+          <w:szCs w:val="22"/>
+        </w:rPr>
+        <w:t xml:space="preserve">(2) The JMC formally houses all jointly administered constitutional functions — including lottery draws and selection processes throughout the constitution.</w:t>
+      </w:r>
+    </w:p>
+    <w:p>
+      <w:pPr>
+        <w:spacing w:after="120"/>
+        <w:ind w:left="431"/>
+        <w:jc w:val="both"/>
+      </w:pPr>
+      <w:r>
+        <w:rPr>
+          <w:rFonts w:ascii="Garamond" w:eastAsia="Garamond" w:hAnsi="Garamond" w:cs="Garamond"/>
+          <w:color w:val="2A2A2A"/>
+          <w:sz w:val="22"/>
+          <w:szCs w:val="22"/>
+        </w:rPr>
+        <w:t xml:space="preserve">(3) The chair of any joint session is the Monitor General whose domain covers the primary subject matter; where all domains are equally engaged, the chair rotates annually.</w:t>
+      </w:r>
+    </w:p>
+    <w:p>
+      <w:pPr>
+        <w:spacing w:after="120"/>
+        <w:ind w:left="431"/>
+        <w:jc w:val="both"/>
+      </w:pPr>
+      <w:r>
+        <w:rPr>
+          <w:rFonts w:ascii="Garamond" w:eastAsia="Garamond" w:hAnsi="Garamond" w:cs="Garamond"/>
+          <w:color w:val="2A2A2A"/>
+          <w:sz w:val="22"/>
+          <w:szCs w:val="22"/>
+        </w:rPr>
+        <w:t xml:space="preserve">(4) Two of the three Monitor Generals constitute a quorum for all JMC functions; no mandatory joint function may be permanently blocked by a single Monitor General's non-participation. Where a Monitor General does not participate in a joint function, their position — if stated — is published to the NRS alongside the joint determination.</w:t>
+      </w:r>
+    </w:p>
+    <w:p>
+      <w:pPr>
+        <w:spacing w:after="120"/>
+        <w:ind w:left="431"/>
+        <w:jc w:val="both"/>
+      </w:pPr>
+      <w:r>
+        <w:rPr>
+          <w:rFonts w:ascii="Garamond" w:eastAsia="Garamond" w:hAnsi="Garamond" w:cs="Garamond"/>
+          <w:color w:val="2A2A2A"/>
+          <w:sz w:val="22"/>
+          <w:szCs w:val="22"/>
+        </w:rPr>
+        <w:t xml:space="preserve">(5) Where the Monitor Generals cannot reach consensus on a joint matter, each publishes their individual assessment and the disagreement is noted in the permanent NRS record. Sustained non-participation by a single Monitor General is subject to the §9.7.a Institutional Compromise Protocol.</w:t>
+      </w:r>
+    </w:p>
+    <w:p>
+      <w:pPr>
+        <w:spacing w:after="120"/>
+        <w:ind w:left="431"/>
+        <w:jc w:val="both"/>
+      </w:pPr>
+      <w:r>
+        <w:rPr>
+          <w:rFonts w:ascii="Garamond" w:eastAsia="Garamond" w:hAnsi="Garamond" w:cs="Garamond"/>
+          <w:color w:val="2A2A2A"/>
+          <w:sz w:val="22"/>
+          <w:szCs w:val="22"/>
+        </w:rPr>
+        <w:t xml:space="preserve">(6) The JMC conducts an annual NRS audit covering both operational compliance — whether the NRS is functioning as constitutionally required, accessible, and free of single points of failure — and content integrity — whether all constitutionally required publications across all domains have been made and no records have been altered or deleted. The joint annual NRS audit is published to both chambers.</w:t>
+      </w:r>
+    </w:p>
+    <w:p>
+      <w:pPr>
+        <w:spacing w:after="120"/>
+        <w:ind w:left="431"/>
+        <w:jc w:val="both"/>
+      </w:pPr>
+      <w:r>
+        <w:rPr>
+          <w:rFonts w:ascii="Garamond" w:eastAsia="Garamond" w:hAnsi="Garamond" w:cs="Garamond"/>
+          <w:color w:val="2A2A2A"/>
+          <w:sz w:val="22"/>
+          <w:szCs w:val="22"/>
+        </w:rPr>
+        <w:t xml:space="preserve">(7) The JMC has no authority to override the individual mandate of any Monitor. Where this Constitution assigns a function to the JMC, the JMC exercises that function collectively by majority vote of participating Monitor Generals and publishes its determinations to the NRS; a dissenting Monitor General's position is published alongside.</w:t>
+      </w:r>
+    </w:p>
+    <w:p>
+      <w:pPr>
+        <w:spacing w:after="120"/>
+        <w:ind w:left="431"/>
+        <w:jc w:val="both"/>
+      </w:pPr>
+      <w:r>
+        <w:rPr>
+          <w:rFonts w:ascii="Garamond" w:eastAsia="Garamond" w:hAnsi="Garamond" w:cs="Garamond"/>
+          <w:color w:val="2A2A2A"/>
+          <w:sz w:val="22"/>
+          <w:szCs w:val="22"/>
+        </w:rPr>
+        <w:t xml:space="preserve">(8) The JMC may delegate operational responsibility for any assigned function to one or more individual Monitor Generals without transferring constitutional accountability for the function; it may also coordinate resource allocation across Monitor offices as needed to fulfill assigned functions, provided no Monitor's capacity to fulfill their individual mandate is diminished.</w:t>
       </w:r>
     </w:p>
     <w:p>
@@ -6291,7 +6515,119 @@
           <w:sz w:val="22"/>
           <w:szCs w:val="22"/>
         </w:rPr>
-        <w:t>The Elections Panel maintains all constitutional candidate registries and pools, including the Judicial Pool, and administers public access to their records via the NRS. Each pool is subject to ongoing Monitor audit; findings are published to the NRS. Lottery draws are conducted by the JMC in a public session and published to the NRS. The constitutional minimum for all pools is five eligible members; where a pool falls below five, the JM publishes a compliance breach and the relevant nominating bodies must act to restore the minimum within the period defined by statute. Where a pool reaches zero before an acting designation is made, the most senior sitting State court judge by continuous service on a court of record who accepts the designation serves as Acting officer until the pool is restored; where two or more judges have equal continuous service, the oldest by age is designated first; a designee may not exercise State judicial functions while serving, and their State office is otherwise unaffected; this fallback applies only to judicial and Monitor pools. Eligibility criteria for all pools are strictly objective — years of practice or service, office status, and financial interests as defined under §12.4. No registry administrator may apply criteria relating to legal philosophy, judicial temperament, ideological orientation, or political association; any exclusion on such grounds is constitutionally void. Where an applicant is excluded or removed, the administering body must publish the specific grounds to the NRS within 14 days; the applicant may appeal to the SC within 14 days of that publication on the sole ground that the eligibility criteria were misapplied. Changes to eligibility criteria apply prospectively only and do not affect persons already entered in a constitutional pool or registry under the criteria applicable at the time of their entry.</w:t>
+        <w:t xml:space="preserve">(1) The Elections Panel maintains all constitutional candidate registries and pools, including the Judicial Pool, and administers public access to their records via the NRS.</w:t>
+      </w:r>
+    </w:p>
+    <w:p>
+      <w:pPr>
+        <w:spacing w:after="120"/>
+        <w:ind w:left="431"/>
+        <w:jc w:val="both"/>
+      </w:pPr>
+      <w:r>
+        <w:rPr>
+          <w:rFonts w:ascii="Garamond" w:eastAsia="Garamond" w:hAnsi="Garamond" w:cs="Garamond"/>
+          <w:color w:val="2A2A2A"/>
+          <w:sz w:val="22"/>
+          <w:szCs w:val="22"/>
+        </w:rPr>
+        <w:t xml:space="preserve">(2) Each pool is subject to ongoing Monitor audit; findings are published to the NRS.</w:t>
+      </w:r>
+    </w:p>
+    <w:p>
+      <w:pPr>
+        <w:spacing w:after="120"/>
+        <w:ind w:left="431"/>
+        <w:jc w:val="both"/>
+      </w:pPr>
+      <w:r>
+        <w:rPr>
+          <w:rFonts w:ascii="Garamond" w:eastAsia="Garamond" w:hAnsi="Garamond" w:cs="Garamond"/>
+          <w:color w:val="2A2A2A"/>
+          <w:sz w:val="22"/>
+          <w:szCs w:val="22"/>
+        </w:rPr>
+        <w:t xml:space="preserve">(3) Lottery draws are conducted by the JMC in a public session and published to the NRS.</w:t>
+      </w:r>
+    </w:p>
+    <w:p>
+      <w:pPr>
+        <w:spacing w:after="120"/>
+        <w:ind w:left="431"/>
+        <w:jc w:val="both"/>
+      </w:pPr>
+      <w:r>
+        <w:rPr>
+          <w:rFonts w:ascii="Garamond" w:eastAsia="Garamond" w:hAnsi="Garamond" w:cs="Garamond"/>
+          <w:color w:val="2A2A2A"/>
+          <w:sz w:val="22"/>
+          <w:szCs w:val="22"/>
+        </w:rPr>
+        <w:t xml:space="preserve">(4) The constitutional minimum for all pools is five eligible members; where a pool falls below five, the JM publishes a compliance breach and the relevant nominating bodies must act to restore the minimum within the period defined by statute.</w:t>
+      </w:r>
+    </w:p>
+    <w:p>
+      <w:pPr>
+        <w:spacing w:after="120"/>
+        <w:ind w:left="431"/>
+        <w:jc w:val="both"/>
+      </w:pPr>
+      <w:r>
+        <w:rPr>
+          <w:rFonts w:ascii="Garamond" w:eastAsia="Garamond" w:hAnsi="Garamond" w:cs="Garamond"/>
+          <w:color w:val="2A2A2A"/>
+          <w:sz w:val="22"/>
+          <w:szCs w:val="22"/>
+        </w:rPr>
+        <w:t xml:space="preserve">(5) Where a pool reaches zero before an acting designation is made, the most senior sitting State court judge by continuous service on a court of record who accepts the designation serves as Acting officer until the pool is restored; where two or more judges have equal continuous service, the oldest by age is designated first; a designee may not exercise State judicial functions while serving, and their State office is otherwise unaffected; this fallback applies only to judicial and Monitor pools.</w:t>
+      </w:r>
+    </w:p>
+    <w:p>
+      <w:pPr>
+        <w:spacing w:after="120"/>
+        <w:ind w:left="431"/>
+        <w:jc w:val="both"/>
+      </w:pPr>
+      <w:r>
+        <w:rPr>
+          <w:rFonts w:ascii="Garamond" w:eastAsia="Garamond" w:hAnsi="Garamond" w:cs="Garamond"/>
+          <w:color w:val="2A2A2A"/>
+          <w:sz w:val="22"/>
+          <w:szCs w:val="22"/>
+        </w:rPr>
+        <w:t xml:space="preserve">(6) Eligibility criteria for all pools are strictly objective — years of practice or service, office status, and financial interests as defined under §12.4. No registry administrator may apply criteria relating to legal philosophy, judicial temperament, ideological orientation, or political association; any exclusion on such grounds is constitutionally void.</w:t>
+      </w:r>
+    </w:p>
+    <w:p>
+      <w:pPr>
+        <w:spacing w:after="120"/>
+        <w:ind w:left="431"/>
+        <w:jc w:val="both"/>
+      </w:pPr>
+      <w:r>
+        <w:rPr>
+          <w:rFonts w:ascii="Garamond" w:eastAsia="Garamond" w:hAnsi="Garamond" w:cs="Garamond"/>
+          <w:color w:val="2A2A2A"/>
+          <w:sz w:val="22"/>
+          <w:szCs w:val="22"/>
+        </w:rPr>
+        <w:t xml:space="preserve">(7) Where an applicant is excluded or removed, the administering body must publish the specific grounds to the NRS within 14 days; the applicant may appeal to the SC within 14 days of that publication on the sole ground that the eligibility criteria were misapplied.</w:t>
+      </w:r>
+    </w:p>
+    <w:p>
+      <w:pPr>
+        <w:spacing w:after="120"/>
+        <w:ind w:left="431"/>
+        <w:jc w:val="both"/>
+      </w:pPr>
+      <w:r>
+        <w:rPr>
+          <w:rFonts w:ascii="Garamond" w:eastAsia="Garamond" w:hAnsi="Garamond" w:cs="Garamond"/>
+          <w:color w:val="2A2A2A"/>
+          <w:sz w:val="22"/>
+          <w:szCs w:val="22"/>
+        </w:rPr>
+        <w:t xml:space="preserve">(8) Changes to eligibility criteria apply prospectively only and do not affect persons already entered in a constitutional pool or registry under the criteria applicable at the time of their entry.</w:t>
       </w:r>
     </w:p>
     <w:p>
@@ -6335,9 +6671,103 @@
           <w:sz w:val="22"/>
           <w:szCs w:val="22"/>
         </w:rPr>
-        <w:t xml:space="preserve">This section governs for-cause removal of all constitutionally confirmed independent officers except Supreme Court justices under §4.3.a and elected executives. Monitor Generals are subject to for-cause removal under this section. A concurrent resolution of 1/3 of either chamber, or two of the three Monitors jointly, may initiate removal by filing stated grounds with the SC. The SC determines within 14 days whether the stated grounds constitute at least one statutory removal category for the subject office; the SC reviews constitutional category only, not factual merits. If grounds are confirmed, duty suspension activates immediately and removal requires a 2/3 concurrent vote of both chambers; no removal vote may be held within 180 days of a major national election without prior SC review within 48 hours. If grounds are not confirmed, the process closes and may not be reinitiated on the same or substantially similar grounds within six months. The SC must rule within 14 days; where the SC requires additional time, a majority of seated justices may file an extension request within the 14-day period specifying the reason and the additional period required, published to the NRS; the maximum extension period is defined by statute. Where the SC neither rules nor files an extension request within the </w:t>
-        <w:lastRenderedPageBreak/>
-        <w:t>applicable period, the removal proceeding lapses for that session and may be reinitiated under this section. The Legislature defines enumerated removal categories for each constitutionally confirmed office by statute.</w:t>
+        <w:t xml:space="preserve">(1) This section governs for-cause removal of all constitutionally confirmed independent officers except Supreme Court justices under §4.3.a and elected executives. Monitor Generals are subject to for-cause removal under this section.</w:t>
+      </w:r>
+    </w:p>
+    <w:p>
+      <w:pPr>
+        <w:spacing w:after="120"/>
+        <w:ind w:left="431"/>
+        <w:jc w:val="both"/>
+      </w:pPr>
+      <w:r>
+        <w:rPr>
+          <w:rFonts w:ascii="Garamond" w:eastAsia="Garamond" w:hAnsi="Garamond" w:cs="Garamond"/>
+          <w:color w:val="2A2A2A"/>
+          <w:sz w:val="22"/>
+          <w:szCs w:val="22"/>
+        </w:rPr>
+        <w:t xml:space="preserve">(2) A concurrent resolution of 1/3 of either chamber, or two of the three Monitors jointly, may initiate removal by filing stated grounds with the SC.</w:t>
+      </w:r>
+    </w:p>
+    <w:p>
+      <w:pPr>
+        <w:spacing w:after="120"/>
+        <w:ind w:left="431"/>
+        <w:jc w:val="both"/>
+      </w:pPr>
+      <w:r>
+        <w:rPr>
+          <w:rFonts w:ascii="Garamond" w:eastAsia="Garamond" w:hAnsi="Garamond" w:cs="Garamond"/>
+          <w:color w:val="2A2A2A"/>
+          <w:sz w:val="22"/>
+          <w:szCs w:val="22"/>
+        </w:rPr>
+        <w:t xml:space="preserve">(3) The SC determines within 14 days whether the stated grounds constitute at least one statutory removal category for the subject office; the SC reviews constitutional category only, not factual merits.</w:t>
+      </w:r>
+    </w:p>
+    <w:p>
+      <w:pPr>
+        <w:spacing w:after="120"/>
+        <w:ind w:left="431"/>
+        <w:jc w:val="both"/>
+      </w:pPr>
+      <w:r>
+        <w:rPr>
+          <w:rFonts w:ascii="Garamond" w:eastAsia="Garamond" w:hAnsi="Garamond" w:cs="Garamond"/>
+          <w:color w:val="2A2A2A"/>
+          <w:sz w:val="22"/>
+          <w:szCs w:val="22"/>
+        </w:rPr>
+        <w:t xml:space="preserve">(4) If grounds are confirmed, duty suspension activates immediately and removal requires a 2/3 concurrent vote of both chambers; no removal vote may be held within 180 days of a major national election without prior SC review within 48 hours.</w:t>
+      </w:r>
+    </w:p>
+    <w:p>
+      <w:pPr>
+        <w:spacing w:after="120"/>
+        <w:ind w:left="431"/>
+        <w:jc w:val="both"/>
+      </w:pPr>
+      <w:r>
+        <w:rPr>
+          <w:rFonts w:ascii="Garamond" w:eastAsia="Garamond" w:hAnsi="Garamond" w:cs="Garamond"/>
+          <w:color w:val="2A2A2A"/>
+          <w:sz w:val="22"/>
+          <w:szCs w:val="22"/>
+        </w:rPr>
+        <w:t xml:space="preserve">(5) If grounds are not confirmed, the process closes and may not be reinitiated on the same or substantially similar grounds within six months.</w:t>
+      </w:r>
+    </w:p>
+    <w:p>
+      <w:pPr>
+        <w:spacing w:after="120"/>
+        <w:ind w:left="431"/>
+        <w:jc w:val="both"/>
+      </w:pPr>
+      <w:r>
+        <w:rPr>
+          <w:rFonts w:ascii="Garamond" w:eastAsia="Garamond" w:hAnsi="Garamond" w:cs="Garamond"/>
+          <w:color w:val="2A2A2A"/>
+          <w:sz w:val="22"/>
+          <w:szCs w:val="22"/>
+        </w:rPr>
+        <w:t xml:space="preserve">(6) The SC must rule within 14 days; where the SC requires additional time, a majority of seated justices may file an extension request within the 14-day period specifying the reason and the additional period required, published to the NRS; the maximum extension period is defined by statute. Where the SC neither rules nor files an extension request within the applicable period, the removal proceeding lapses for that session and may be reinitiated under this section.</w:t>
+      </w:r>
+    </w:p>
+    <w:p>
+      <w:pPr>
+        <w:spacing w:after="120"/>
+        <w:ind w:left="431"/>
+        <w:jc w:val="both"/>
+      </w:pPr>
+      <w:r>
+        <w:rPr>
+          <w:rFonts w:ascii="Garamond" w:eastAsia="Garamond" w:hAnsi="Garamond" w:cs="Garamond"/>
+          <w:color w:val="2A2A2A"/>
+          <w:sz w:val="22"/>
+          <w:szCs w:val="22"/>
+        </w:rPr>
+        <w:t xml:space="preserve">(7) The Legislature defines enumerated removal categories for each constitutionally confirmed office by statute.</w:t>
       </w:r>
     </w:p>
     <w:p>
